--- a/rapport_technique.docx
+++ b/rapport_technique.docx
@@ -10,15 +10,19 @@
         <w:rPr>
           <w:b/>
           <w:color w:val="1A3C5E"/>
-          <w:sz w:val="40"/>
+          <w:sz w:val="44"/>
         </w:rPr>
-        <w:t>RAPPORT TECHNIQUE — RUSTCHEF</w:t>
+        <w:t>RAPPORT TECHNIQUE</w:t>
         <w:br/>
-        <w:t>CyberChef-inspired CLI en Rust</w:t>
+        <w:t>RUSTCHEF — CyberChef-inspired CLI en Rust</w:t>
         <w:br/>
       </w:r>
       <w:r>
-        <w:t>Cheikh Melainine — 22027 | Master 1 Cybersécurité | SUPNUM 2025-2026</w:t>
+        <w:br/>
+        <w:t>Cheikh Melainine — 22027</w:t>
+        <w:br/>
+        <w:t>Master 1 Cybersécurité | SUPNUM 2025-2026</w:t>
+        <w:br/>
       </w:r>
     </w:p>
     <w:p>
@@ -39,7 +43,7 @@
     </w:p>
     <w:p>
       <w:r>
-        <w:t>RustChef est un outil CLI (Command-Line Interface) inspiré de CyberChef, implémenté entièrement en Rust. Il permet d'appliquer des transformations de données, des encodages, des décodages, des calculs de hachage, des extractions et des analyses directement depuis le terminal. L'outil est conçu pour être modulaire, testé, documenté et reproductible via Docker.</w:t>
+        <w:t>RustChef est un outil CLI (Command-Line Interface) inspiré de CyberChef, entièrement implémenté en Rust. Il offre 23 opérations de transformation de données directement depuis le terminal, avec support stdin/pipe, gestion d'erreurs robuste, et reproductibilité complète via Docker.</w:t>
       </w:r>
     </w:p>
     <w:p>
@@ -60,7 +64,7 @@
         <w:pStyle w:val="ListBullet"/>
       </w:pPr>
       <w:r>
-        <w:t>Fournir une interface CLI claire avec aide intégrée et gestion d'erreurs</w:t>
+        <w:t>Interface CLI claire avec aide intégrée, aliases, et gestion d'erreurs (exit code 1)</w:t>
       </w:r>
     </w:p>
     <w:p>
@@ -68,7 +72,7 @@
         <w:pStyle w:val="ListBullet"/>
       </w:pPr>
       <w:r>
-        <w:t>Assurer la reproductibilité via un Dockerfile multi-étapes</w:t>
+        <w:t>Reproductibilité via Dockerfile multi-étapes (rust:slim → debian:slim)</w:t>
       </w:r>
     </w:p>
     <w:p>
@@ -76,7 +80,7 @@
         <w:pStyle w:val="ListBullet"/>
       </w:pPr>
       <w:r>
-        <w:t>Couvrir les opérations par des tests unitaires et d'intégration</w:t>
+        <w:t>Couverture par tests unitaires (29) et tests d'intégration CLI (27)</w:t>
       </w:r>
     </w:p>
     <w:p>
@@ -102,42 +106,276 @@
       </w:r>
     </w:p>
     <w:p>
-      <w:r>
+      <w:pPr>
+        <w:spacing w:before="0" w:after="0"/>
+        <w:ind w:left="283"/>
+        <w:shd w:val="clear" w:color="auto" w:fill="F0F0F0"/>
+      </w:pPr>
+      <w:r>
+        <w:rPr>
+          <w:rFonts w:ascii="Courier New" w:hAnsi="Courier New"/>
+          <w:color w:val="202020"/>
+          <w:sz w:val="17"/>
+        </w:rPr>
         <w:t>rustchef/</w:t>
-        <w:br/>
+      </w:r>
+    </w:p>
+    <w:p>
+      <w:pPr>
+        <w:spacing w:before="0" w:after="0"/>
+        <w:ind w:left="283"/>
+        <w:shd w:val="clear" w:color="auto" w:fill="F0F0F0"/>
+      </w:pPr>
+      <w:r>
+        <w:rPr>
+          <w:rFonts w:ascii="Courier New" w:hAnsi="Courier New"/>
+          <w:color w:val="202020"/>
+          <w:sz w:val="17"/>
+        </w:rPr>
         <w:t>├── src/</w:t>
-        <w:br/>
+      </w:r>
+    </w:p>
+    <w:p>
+      <w:pPr>
+        <w:spacing w:before="0" w:after="0"/>
+        <w:ind w:left="283"/>
+        <w:shd w:val="clear" w:color="auto" w:fill="F0F0F0"/>
+      </w:pPr>
+      <w:r>
+        <w:rPr>
+          <w:rFonts w:ascii="Courier New" w:hAnsi="Courier New"/>
+          <w:color w:val="202020"/>
+          <w:sz w:val="17"/>
+        </w:rPr>
         <w:t>│   ├── main.rs           ← Point d'entrée CLI (clap subcommands)</w:t>
-        <w:br/>
+      </w:r>
+    </w:p>
+    <w:p>
+      <w:pPr>
+        <w:spacing w:before="0" w:after="0"/>
+        <w:ind w:left="283"/>
+        <w:shd w:val="clear" w:color="auto" w:fill="F0F0F0"/>
+      </w:pPr>
+      <w:r>
+        <w:rPr>
+          <w:rFonts w:ascii="Courier New" w:hAnsi="Courier New"/>
+          <w:color w:val="202020"/>
+          <w:sz w:val="17"/>
+        </w:rPr>
         <w:t>│   └── ops/</w:t>
-        <w:br/>
+      </w:r>
+    </w:p>
+    <w:p>
+      <w:pPr>
+        <w:spacing w:before="0" w:after="0"/>
+        <w:ind w:left="283"/>
+        <w:shd w:val="clear" w:color="auto" w:fill="F0F0F0"/>
+      </w:pPr>
+      <w:r>
+        <w:rPr>
+          <w:rFonts w:ascii="Courier New" w:hAnsi="Courier New"/>
+          <w:color w:val="202020"/>
+          <w:sz w:val="17"/>
+        </w:rPr>
         <w:t>│       ├── mod.rs        ← Déclarations de modules</w:t>
-        <w:br/>
-        <w:t>│       ├── encoding.rs   ← Base64, Hex, URL, ROT13, Binary, Reverse, Case</w:t>
-        <w:br/>
-        <w:t>│       ├── hashing.rs    ← MD5, SHA1, SHA256</w:t>
-        <w:br/>
-        <w:t>│       ├── crypto.rs     ← Chiffrement XOR</w:t>
-        <w:br/>
-        <w:t>│       ├── extraction.rs ← Extraction regex IP/URL/Email/Domaine</w:t>
-        <w:br/>
-        <w:t>│       └── analysis.rs   ← Stats texte, entropie Shannon, fréquence</w:t>
-        <w:br/>
+      </w:r>
+    </w:p>
+    <w:p>
+      <w:pPr>
+        <w:spacing w:before="0" w:after="0"/>
+        <w:ind w:left="283"/>
+        <w:shd w:val="clear" w:color="auto" w:fill="F0F0F0"/>
+      </w:pPr>
+      <w:r>
+        <w:rPr>
+          <w:rFonts w:ascii="Courier New" w:hAnsi="Courier New"/>
+          <w:color w:val="202020"/>
+          <w:sz w:val="17"/>
+        </w:rPr>
+        <w:t>│       ├── encoding.rs   ← Base64, Hex, URL, ROT13, Binary, Reverse, Case (12 ops)</w:t>
+      </w:r>
+    </w:p>
+    <w:p>
+      <w:pPr>
+        <w:spacing w:before="0" w:after="0"/>
+        <w:ind w:left="283"/>
+        <w:shd w:val="clear" w:color="auto" w:fill="F0F0F0"/>
+      </w:pPr>
+      <w:r>
+        <w:rPr>
+          <w:rFonts w:ascii="Courier New" w:hAnsi="Courier New"/>
+          <w:color w:val="202020"/>
+          <w:sz w:val="17"/>
+        </w:rPr>
+        <w:t>│       ├── hashing.rs    ← MD5, SHA1, SHA256 (3 ops)</w:t>
+      </w:r>
+    </w:p>
+    <w:p>
+      <w:pPr>
+        <w:spacing w:before="0" w:after="0"/>
+        <w:ind w:left="283"/>
+        <w:shd w:val="clear" w:color="auto" w:fill="F0F0F0"/>
+      </w:pPr>
+      <w:r>
+        <w:rPr>
+          <w:rFonts w:ascii="Courier New" w:hAnsi="Courier New"/>
+          <w:color w:val="202020"/>
+          <w:sz w:val="17"/>
+        </w:rPr>
+        <w:t>│       ├── crypto.rs     ← XOR chiffrement (2 ops)</w:t>
+      </w:r>
+    </w:p>
+    <w:p>
+      <w:pPr>
+        <w:spacing w:before="0" w:after="0"/>
+        <w:ind w:left="283"/>
+        <w:shd w:val="clear" w:color="auto" w:fill="F0F0F0"/>
+      </w:pPr>
+      <w:r>
+        <w:rPr>
+          <w:rFonts w:ascii="Courier New" w:hAnsi="Courier New"/>
+          <w:color w:val="202020"/>
+          <w:sz w:val="17"/>
+        </w:rPr>
+        <w:t>│       ├── extraction.rs ← Extraction regex IP/URL/Email/Domaine (4 ops)</w:t>
+      </w:r>
+    </w:p>
+    <w:p>
+      <w:pPr>
+        <w:spacing w:before="0" w:after="0"/>
+        <w:ind w:left="283"/>
+        <w:shd w:val="clear" w:color="auto" w:fill="F0F0F0"/>
+      </w:pPr>
+      <w:r>
+        <w:rPr>
+          <w:rFonts w:ascii="Courier New" w:hAnsi="Courier New"/>
+          <w:color w:val="202020"/>
+          <w:sz w:val="17"/>
+        </w:rPr>
+        <w:t>│       └── analysis.rs   ← Stats, Entropie, Fréquence (3 ops)</w:t>
+      </w:r>
+    </w:p>
+    <w:p>
+      <w:pPr>
+        <w:spacing w:before="0" w:after="0"/>
+        <w:ind w:left="283"/>
+        <w:shd w:val="clear" w:color="auto" w:fill="F0F0F0"/>
+      </w:pPr>
+      <w:r>
+        <w:rPr>
+          <w:rFonts w:ascii="Courier New" w:hAnsi="Courier New"/>
+          <w:color w:val="202020"/>
+          <w:sz w:val="17"/>
+        </w:rPr>
         <w:t>├── tests/</w:t>
-        <w:br/>
-        <w:t>│   └── integration.rs    ← Tests CLI (assert_cmd)</w:t>
-        <w:br/>
+      </w:r>
+    </w:p>
+    <w:p>
+      <w:pPr>
+        <w:spacing w:before="0" w:after="0"/>
+        <w:ind w:left="283"/>
+        <w:shd w:val="clear" w:color="auto" w:fill="F0F0F0"/>
+      </w:pPr>
+      <w:r>
+        <w:rPr>
+          <w:rFonts w:ascii="Courier New" w:hAnsi="Courier New"/>
+          <w:color w:val="202020"/>
+          <w:sz w:val="17"/>
+        </w:rPr>
+        <w:t>│   └── integration.rs    ← 27 tests CLI (assert_cmd)</w:t>
+      </w:r>
+    </w:p>
+    <w:p>
+      <w:pPr>
+        <w:spacing w:before="0" w:after="0"/>
+        <w:ind w:left="283"/>
+        <w:shd w:val="clear" w:color="auto" w:fill="F0F0F0"/>
+      </w:pPr>
+      <w:r>
+        <w:rPr>
+          <w:rFonts w:ascii="Courier New" w:hAnsi="Courier New"/>
+          <w:color w:val="202020"/>
+          <w:sz w:val="17"/>
+        </w:rPr>
         <w:t>├── samples/</w:t>
-        <w:br/>
+      </w:r>
+    </w:p>
+    <w:p>
+      <w:pPr>
+        <w:spacing w:before="0" w:after="0"/>
+        <w:ind w:left="283"/>
+        <w:shd w:val="clear" w:color="auto" w:fill="F0F0F0"/>
+      </w:pPr>
+      <w:r>
+        <w:rPr>
+          <w:rFonts w:ascii="Courier New" w:hAnsi="Courier New"/>
+          <w:color w:val="202020"/>
+          <w:sz w:val="17"/>
+        </w:rPr>
         <w:t>│   └── sample.txt        ← Fichier d'exemple</w:t>
-        <w:br/>
+      </w:r>
+    </w:p>
+    <w:p>
+      <w:pPr>
+        <w:spacing w:before="0" w:after="0"/>
+        <w:ind w:left="283"/>
+        <w:shd w:val="clear" w:color="auto" w:fill="F0F0F0"/>
+      </w:pPr>
+      <w:r>
+        <w:rPr>
+          <w:rFonts w:ascii="Courier New" w:hAnsi="Courier New"/>
+          <w:color w:val="202020"/>
+          <w:sz w:val="17"/>
+        </w:rPr>
         <w:t>├── Cargo.toml</w:t>
-        <w:br/>
+      </w:r>
+    </w:p>
+    <w:p>
+      <w:pPr>
+        <w:spacing w:before="0" w:after="0"/>
+        <w:ind w:left="283"/>
+        <w:shd w:val="clear" w:color="auto" w:fill="F0F0F0"/>
+      </w:pPr>
+      <w:r>
+        <w:rPr>
+          <w:rFonts w:ascii="Courier New" w:hAnsi="Courier New"/>
+          <w:color w:val="202020"/>
+          <w:sz w:val="17"/>
+        </w:rPr>
         <w:t>├── Dockerfile</w:t>
-        <w:br/>
-        <w:t>└── README.md</w:t>
-      </w:r>
-    </w:p>
+      </w:r>
+    </w:p>
+    <w:p>
+      <w:pPr>
+        <w:spacing w:before="0" w:after="0"/>
+        <w:ind w:left="283"/>
+        <w:shd w:val="clear" w:color="auto" w:fill="F0F0F0"/>
+      </w:pPr>
+      <w:r>
+        <w:rPr>
+          <w:rFonts w:ascii="Courier New" w:hAnsi="Courier New"/>
+          <w:color w:val="202020"/>
+          <w:sz w:val="17"/>
+        </w:rPr>
+        <w:t>├── README.md</w:t>
+      </w:r>
+    </w:p>
+    <w:p>
+      <w:pPr>
+        <w:spacing w:before="0" w:after="0"/>
+        <w:ind w:left="283"/>
+        <w:shd w:val="clear" w:color="auto" w:fill="F0F0F0"/>
+      </w:pPr>
+      <w:r>
+        <w:rPr>
+          <w:rFonts w:ascii="Courier New" w:hAnsi="Courier New"/>
+          <w:color w:val="202020"/>
+          <w:sz w:val="17"/>
+        </w:rPr>
+        <w:t>└── rapport_technique.docx</w:t>
+      </w:r>
+    </w:p>
+    <w:p/>
     <w:p>
       <w:pPr>
         <w:pStyle w:val="Heading2"/>
@@ -154,7 +392,7 @@
         <w:pStyle w:val="ListBullet"/>
       </w:pPr>
       <w:r>
-        <w:t>Subcommands clap : chaque opération est un sous-commande indépendant avec --input optionnel. Si --input est absent, l'entrée est lue depuis stdin, permettant la composition par pipes.</w:t>
+        <w:t>Subcommands clap 4 (derive) : chaque opération est un sous-commande indépendant avec --input optionnel. Si absent, lecture depuis stdin pour la composition par pipes.</w:t>
       </w:r>
     </w:p>
     <w:p>
@@ -162,7 +400,7 @@
         <w:pStyle w:val="ListBullet"/>
       </w:pPr>
       <w:r>
-        <w:t>Modules séparés par domaine : encoding, hashing, crypto, extraction, analysis — chaque module est indépendant et testable unitairement.</w:t>
+        <w:t>Modules séparés par domaine : encoding, hashing, crypto, extraction, analysis — chaque module est indépendant, testable unitairement, sans couplage.</w:t>
       </w:r>
     </w:p>
     <w:p>
@@ -170,7 +408,7 @@
         <w:pStyle w:val="ListBullet"/>
       </w:pPr>
       <w:r>
-        <w:t>Gestion d'erreurs uniforme : toutes les fonctions retournent Result&lt;String, String&gt;, propagé jusqu'au main() qui affiche l'erreur et quitte avec code 1.</w:t>
+        <w:t>Gestion d'erreurs uniforme : toutes les fonctions retournent Result&lt;String, String&gt;, propagé jusqu'au main() qui affiche l'erreur sur stderr et quitte avec code 1.</w:t>
       </w:r>
     </w:p>
     <w:p>
@@ -213,6 +451,7 @@
             <w:r>
               <w:rPr>
                 <w:b/>
+                <w:color w:val="1A3C5E"/>
               </w:rPr>
               <w:t>#</w:t>
             </w:r>
@@ -226,8 +465,9 @@
             <w:r>
               <w:rPr>
                 <w:b/>
+                <w:color w:val="1A3C5E"/>
               </w:rPr>
-              <w:t>Opération</w:t>
+              <w:t>Commande</w:t>
             </w:r>
           </w:p>
         </w:tc>
@@ -239,6 +479,7 @@
             <w:r>
               <w:rPr>
                 <w:b/>
+                <w:color w:val="1A3C5E"/>
               </w:rPr>
               <w:t>Catégorie</w:t>
             </w:r>
@@ -252,6 +493,7 @@
             <w:r>
               <w:rPr>
                 <w:b/>
+                <w:color w:val="1A3C5E"/>
               </w:rPr>
               <w:t>Description</w:t>
             </w:r>
@@ -547,7 +789,7 @@
           </w:tcPr>
           <w:p>
             <w:r>
-              <w:t>Substitution ROT13 (chiffre de César +13)</w:t>
+              <w:t>Substitution ROT13 (César +13, self-inverse)</w:t>
             </w:r>
           </w:p>
         </w:tc>
@@ -589,7 +831,7 @@
           </w:tcPr>
           <w:p>
             <w:r>
-              <w:t>Encode en binaire (groupes 8 bits)</w:t>
+              <w:t>Encode en binaire (groupes de 8 bits)</w:t>
             </w:r>
           </w:p>
         </w:tc>
@@ -631,7 +873,7 @@
           </w:tcPr>
           <w:p>
             <w:r>
-              <w:t>Décode depuis binaire</w:t>
+              <w:t>Décode depuis binaire séparé par espaces</w:t>
             </w:r>
           </w:p>
         </w:tc>
@@ -715,7 +957,7 @@
           </w:tcPr>
           <w:p>
             <w:r>
-              <w:t>Convertit en MAJUSCULES</w:t>
+              <w:t>Convertit en MAJUSCULES (Unicode-aware)</w:t>
             </w:r>
           </w:p>
         </w:tc>
@@ -757,7 +999,7 @@
           </w:tcPr>
           <w:p>
             <w:r>
-              <w:t>Convertit en minuscules</w:t>
+              <w:t>Convertit en minuscules (Unicode-aware)</w:t>
             </w:r>
           </w:p>
         </w:tc>
@@ -799,7 +1041,7 @@
           </w:tcPr>
           <w:p>
             <w:r>
-              <w:t>Hash MD5 (128 bits, hex)</w:t>
+              <w:t>Hash MD5 (128 bits, sortie hex)</w:t>
             </w:r>
           </w:p>
         </w:tc>
@@ -841,7 +1083,7 @@
           </w:tcPr>
           <w:p>
             <w:r>
-              <w:t>Hash SHA-1 (160 bits, hex)</w:t>
+              <w:t>Hash SHA-1 (160 bits, sortie hex)</w:t>
             </w:r>
           </w:p>
         </w:tc>
@@ -883,7 +1125,7 @@
           </w:tcPr>
           <w:p>
             <w:r>
-              <w:t>Hash SHA-256 (256 bits, hex)</w:t>
+              <w:t>Hash SHA-256 (256 bits, sortie hex)</w:t>
             </w:r>
           </w:p>
         </w:tc>
@@ -1219,7 +1461,7 @@
           </w:tcPr>
           <w:p>
             <w:r>
-              <w:t>Entropie de Shannon (bits/octet)</w:t>
+              <w:t>Entropie de Shannon + évaluation qualitative</w:t>
             </w:r>
           </w:p>
         </w:tc>
@@ -1276,7 +1518,7 @@
         <w:rPr>
           <w:color w:val="1A3C5E"/>
         </w:rPr>
-        <w:t>4. Dépendances</w:t>
+        <w:t>4. Dépendances (Cargo.toml)</w:t>
       </w:r>
     </w:p>
     <w:tbl>
@@ -1299,6 +1541,7 @@
             <w:r>
               <w:rPr>
                 <w:b/>
+                <w:color w:val="1A3C5E"/>
               </w:rPr>
               <w:t>Crate</w:t>
             </w:r>
@@ -1312,6 +1555,7 @@
             <w:r>
               <w:rPr>
                 <w:b/>
+                <w:color w:val="1A3C5E"/>
               </w:rPr>
               <w:t>Version</w:t>
             </w:r>
@@ -1325,8 +1569,9 @@
             <w:r>
               <w:rPr>
                 <w:b/>
+                <w:color w:val="1A3C5E"/>
               </w:rPr>
-              <w:t>Utilisation</w:t>
+              <w:t>Rôle</w:t>
             </w:r>
           </w:p>
         </w:tc>
@@ -1358,7 +1603,7 @@
           </w:tcPr>
           <w:p>
             <w:r>
-              <w:t>Parsing d'arguments CLI avec macros derive</w:t>
+              <w:t>CLI argument parsing avec macros derive</w:t>
             </w:r>
           </w:p>
         </w:tc>
@@ -1486,7 +1731,7 @@
           </w:tcPr>
           <w:p>
             <w:r>
-              <w:t>Implémentation MD5 via trait Digest</w:t>
+              <w:t>MD5 via trait Digest</w:t>
             </w:r>
           </w:p>
         </w:tc>
@@ -1518,7 +1763,7 @@
           </w:tcPr>
           <w:p>
             <w:r>
-              <w:t>Implémentation SHA-1 via trait Digest</w:t>
+              <w:t>SHA-1 via trait Digest</w:t>
             </w:r>
           </w:p>
         </w:tc>
@@ -1550,7 +1795,7 @@
           </w:tcPr>
           <w:p>
             <w:r>
-              <w:t>Implémentation SHA-256 via trait Digest</w:t>
+              <w:t>SHA-256 via trait Digest</w:t>
             </w:r>
           </w:p>
         </w:tc>
@@ -1582,7 +1827,7 @@
           </w:tcPr>
           <w:p>
             <w:r>
-              <w:t>Trait abstrait pour les fonctions de hachage</w:t>
+              <w:t>Trait abstrait pour fonctions de hachage</w:t>
             </w:r>
           </w:p>
         </w:tc>
@@ -1678,7 +1923,7 @@
           </w:tcPr>
           <w:p>
             <w:r>
-              <w:t>Assertions sur stdout/stderr dans les tests</w:t>
+              <w:t>Assertions stdout/stderr dans les tests</w:t>
             </w:r>
           </w:p>
         </w:tc>
@@ -1704,177 +1949,7 @@
         <w:rPr>
           <w:color w:val="2E86C1"/>
         </w:rPr>
-        <w:t>5.1 Tests unitaires</w:t>
-      </w:r>
-    </w:p>
-    <w:p>
-      <w:r>
-        <w:t>Chaque module contient un bloc #[cfg(test)] avec des tests unitaires couvrant les cas normaux, les cas limites, et les cas d'erreur. Exemples :</w:t>
-      </w:r>
-    </w:p>
-    <w:p>
-      <w:pPr>
-        <w:pStyle w:val="ListBullet"/>
-      </w:pPr>
-      <w:r>
-        <w:t>encoding.rs : roundtrip Base64, ROT13 self-inverse, Binary roundtrip</w:t>
-      </w:r>
-    </w:p>
-    <w:p>
-      <w:pPr>
-        <w:pStyle w:val="ListBullet"/>
-      </w:pPr>
-      <w:r>
-        <w:t>hashing.rs : valeurs connues MD5/SHA1/SHA256 pour 'hello' et chaîne vide</w:t>
-      </w:r>
-    </w:p>
-    <w:p>
-      <w:pPr>
-        <w:pStyle w:val="ListBullet"/>
-      </w:pPr>
-      <w:r>
-        <w:t>crypto.rs : XOR roundtrip, XOR clé single byte (0x41^0x41=0x00)</w:t>
-      </w:r>
-    </w:p>
-    <w:p>
-      <w:pPr>
-        <w:pStyle w:val="ListBullet"/>
-      </w:pPr>
-      <w:r>
-        <w:t>extraction.rs : IP valides vs invalides (999.999.999.999 rejeté), URLs, emails</w:t>
-      </w:r>
-    </w:p>
-    <w:p>
-      <w:pPr>
-        <w:pStyle w:val="ListBullet"/>
-      </w:pPr>
-      <w:r>
-        <w:t>analysis.rs : entropie 0 pour chaîne uniforme, entropie 1.0 pour 'ababab'</w:t>
-      </w:r>
-    </w:p>
-    <w:p>
-      <w:pPr>
-        <w:pStyle w:val="Heading2"/>
-      </w:pPr>
-      <w:r>
-        <w:rPr>
-          <w:color w:val="2E86C1"/>
-        </w:rPr>
-        <w:t>5.2 Tests d'intégration</w:t>
-      </w:r>
-    </w:p>
-    <w:p>
-      <w:r>
-        <w:t>Le fichier tests/integration.rs utilise assert_cmd pour tester le binaire compilé via ligne de commande. Il couvre :</w:t>
-      </w:r>
-    </w:p>
-    <w:p>
-      <w:pPr>
-        <w:pStyle w:val="ListBullet"/>
-      </w:pPr>
-      <w:r>
-        <w:t>28 tests d'intégration couvrant les 23 opérations principales</w:t>
-      </w:r>
-    </w:p>
-    <w:p>
-      <w:pPr>
-        <w:pStyle w:val="ListBullet"/>
-      </w:pPr>
-      <w:r>
-        <w:t>Tests de roundtrip (encode → decode → texte original)</w:t>
-      </w:r>
-    </w:p>
-    <w:p>
-      <w:pPr>
-        <w:pStyle w:val="ListBullet"/>
-      </w:pPr>
-      <w:r>
-        <w:t>Tests de gestion d'erreurs (Base64 invalide → exit code 1)</w:t>
-      </w:r>
-    </w:p>
-    <w:p>
-      <w:pPr>
-        <w:pStyle w:val="ListBullet"/>
-      </w:pPr>
-      <w:r>
-        <w:t>Tests de sous-commande inconnue (exit code non-zéro)</w:t>
-      </w:r>
-    </w:p>
-    <w:p>
-      <w:pPr>
-        <w:pStyle w:val="Heading2"/>
-      </w:pPr>
-      <w:r>
-        <w:rPr>
-          <w:color w:val="2E86C1"/>
-        </w:rPr>
-        <w:t>5.3 Commandes de test</w:t>
-      </w:r>
-    </w:p>
-    <w:p>
-      <w:r>
-        <w:t>cargo test                    — tous les tests (unitaires + intégration)</w:t>
-        <w:br/>
-        <w:t>cargo clippy -- -D warnings  — linting strict sans avertissements</w:t>
-        <w:br/>
-        <w:t>cargo test -- --nocapture    — avec affichage des sorties</w:t>
-      </w:r>
-    </w:p>
-    <w:p>
-      <w:pPr>
-        <w:pStyle w:val="Heading1"/>
-      </w:pPr>
-      <w:r>
-        <w:rPr>
-          <w:color w:val="1A3C5E"/>
-        </w:rPr>
-        <w:t>6. Docker — Reproductibilité</w:t>
-      </w:r>
-    </w:p>
-    <w:p>
-      <w:r>
-        <w:t>Le Dockerfile utilise un build multi-étapes :</w:t>
-      </w:r>
-    </w:p>
-    <w:p>
-      <w:pPr>
-        <w:pStyle w:val="ListBullet"/>
-      </w:pPr>
-      <w:r>
-        <w:t>Étape 1 (builder) : image rust:1.81-slim — compile le binaire en mode release avec optimisations</w:t>
-      </w:r>
-    </w:p>
-    <w:p>
-      <w:pPr>
-        <w:pStyle w:val="ListBullet"/>
-      </w:pPr>
-      <w:r>
-        <w:t>Étape 2 (runtime) : image debian:bookworm-slim — copie uniquement le binaire compilé (~5MB), résultat final très léger</w:t>
-      </w:r>
-    </w:p>
-    <w:p>
-      <w:r>
-        <w:t>Commandes Docker :</w:t>
-      </w:r>
-    </w:p>
-    <w:p>
-      <w:r>
-        <w:t>docker build -t rustchef .</w:t>
-        <w:br/>
-        <w:t>docker run --rm rustchef sha256 --input 'hello'</w:t>
-        <w:br/>
-        <w:t>echo 'hello' | docker run --rm -i rustchef base64-encode</w:t>
-      </w:r>
-    </w:p>
-    <w:p>
-      <w:pPr>
-        <w:pStyle w:val="Heading1"/>
-      </w:pPr>
-      <w:r>
-        <w:rPr>
-          <w:color w:val="1A3C5E"/>
-        </w:rPr>
-        <w:t>7. Exemples de Sorties</w:t>
+        <w:t>5.1 Tests unitaires (29 tests)</w:t>
       </w:r>
     </w:p>
     <w:tbl>
@@ -1884,33 +1959,50 @@
         <w:tblLook w:firstColumn="1" w:firstRow="1" w:lastColumn="0" w:lastRow="0" w:noHBand="0" w:noVBand="1" w:val="04A0"/>
       </w:tblPr>
       <w:tblGrid>
-        <w:gridCol w:w="4703"/>
-        <w:gridCol w:w="4703"/>
+        <w:gridCol w:w="3135"/>
+        <w:gridCol w:w="3135"/>
+        <w:gridCol w:w="3135"/>
       </w:tblGrid>
       <w:tr>
         <w:tc>
           <w:tcPr>
-            <w:tcW w:type="dxa" w:w="4703"/>
+            <w:tcW w:type="dxa" w:w="3135"/>
           </w:tcPr>
           <w:p>
             <w:r>
               <w:rPr>
                 <w:b/>
+                <w:color w:val="1A3C5E"/>
               </w:rPr>
-              <w:t>Commande</w:t>
+              <w:t>Module</w:t>
             </w:r>
           </w:p>
         </w:tc>
         <w:tc>
           <w:tcPr>
-            <w:tcW w:type="dxa" w:w="4703"/>
+            <w:tcW w:type="dxa" w:w="3135"/>
           </w:tcPr>
           <w:p>
             <w:r>
               <w:rPr>
                 <w:b/>
+                <w:color w:val="1A3C5E"/>
               </w:rPr>
-              <w:t>Sortie</w:t>
+              <w:t>Tests</w:t>
+            </w:r>
+          </w:p>
+        </w:tc>
+        <w:tc>
+          <w:tcPr>
+            <w:tcW w:type="dxa" w:w="3135"/>
+          </w:tcPr>
+          <w:p>
+            <w:r>
+              <w:rPr>
+                <w:b/>
+                <w:color w:val="1A3C5E"/>
+              </w:rPr>
+              <w:t>Cas couverts</w:t>
             </w:r>
           </w:p>
         </w:tc>
@@ -1918,21 +2010,31 @@
       <w:tr>
         <w:tc>
           <w:tcPr>
-            <w:tcW w:type="dxa" w:w="4703"/>
+            <w:tcW w:type="dxa" w:w="3135"/>
           </w:tcPr>
           <w:p>
             <w:r>
-              <w:t>rustchef base64-encode --input 'hello'</w:t>
+              <w:t>encoding.rs</w:t>
             </w:r>
           </w:p>
         </w:tc>
         <w:tc>
           <w:tcPr>
-            <w:tcW w:type="dxa" w:w="4703"/>
+            <w:tcW w:type="dxa" w:w="3135"/>
           </w:tcPr>
           <w:p>
             <w:r>
-              <w:t>aGVsbG8=</w:t>
+              <w:t>8</w:t>
+            </w:r>
+          </w:p>
+        </w:tc>
+        <w:tc>
+          <w:tcPr>
+            <w:tcW w:type="dxa" w:w="3135"/>
+          </w:tcPr>
+          <w:p>
+            <w:r>
+              <w:t>roundtrip Base64, ROT13 self-inverse, Binary roundtrip, URL roundtrip, Hex</w:t>
             </w:r>
           </w:p>
         </w:tc>
@@ -1940,21 +2042,31 @@
       <w:tr>
         <w:tc>
           <w:tcPr>
-            <w:tcW w:type="dxa" w:w="4703"/>
+            <w:tcW w:type="dxa" w:w="3135"/>
           </w:tcPr>
           <w:p>
             <w:r>
-              <w:t>rustchef hex-encode --input 'AB'</w:t>
+              <w:t>hashing.rs</w:t>
             </w:r>
           </w:p>
         </w:tc>
         <w:tc>
           <w:tcPr>
-            <w:tcW w:type="dxa" w:w="4703"/>
+            <w:tcW w:type="dxa" w:w="3135"/>
           </w:tcPr>
           <w:p>
             <w:r>
-              <w:t>4142</w:t>
+              <w:t>4</w:t>
+            </w:r>
+          </w:p>
+        </w:tc>
+        <w:tc>
+          <w:tcPr>
+            <w:tcW w:type="dxa" w:w="3135"/>
+          </w:tcPr>
+          <w:p>
+            <w:r>
+              <w:t>MD5/SHA1/SHA256 valeurs connues pour 'hello', MD5 chaîne vide</w:t>
             </w:r>
           </w:p>
         </w:tc>
@@ -1962,21 +2074,31 @@
       <w:tr>
         <w:tc>
           <w:tcPr>
-            <w:tcW w:type="dxa" w:w="4703"/>
+            <w:tcW w:type="dxa" w:w="3135"/>
           </w:tcPr>
           <w:p>
             <w:r>
-              <w:t>rustchef rot13 --input 'Hello World'</w:t>
+              <w:t>crypto.rs</w:t>
             </w:r>
           </w:p>
         </w:tc>
         <w:tc>
           <w:tcPr>
-            <w:tcW w:type="dxa" w:w="4703"/>
+            <w:tcW w:type="dxa" w:w="3135"/>
           </w:tcPr>
           <w:p>
             <w:r>
-              <w:t>Uryyb Jbeyq</w:t>
+              <w:t>3</w:t>
+            </w:r>
+          </w:p>
+        </w:tc>
+        <w:tc>
+          <w:tcPr>
+            <w:tcW w:type="dxa" w:w="3135"/>
+          </w:tcPr>
+          <w:p>
+            <w:r>
+              <w:t>XOR roundtrip, XOR clé single byte, XOR clé vide</w:t>
             </w:r>
           </w:p>
         </w:tc>
@@ -1984,21 +2106,31 @@
       <w:tr>
         <w:tc>
           <w:tcPr>
-            <w:tcW w:type="dxa" w:w="4703"/>
+            <w:tcW w:type="dxa" w:w="3135"/>
           </w:tcPr>
           <w:p>
             <w:r>
-              <w:t>rustchef md5 --input 'hello'</w:t>
+              <w:t>extraction.rs</w:t>
             </w:r>
           </w:p>
         </w:tc>
         <w:tc>
           <w:tcPr>
-            <w:tcW w:type="dxa" w:w="4703"/>
+            <w:tcW w:type="dxa" w:w="3135"/>
           </w:tcPr>
           <w:p>
             <w:r>
-              <w:t>MD5("hello") = 5d41402abc4b2a76b9719d911017c592</w:t>
+              <w:t>4</w:t>
+            </w:r>
+          </w:p>
+        </w:tc>
+        <w:tc>
+          <w:tcPr>
+            <w:tcW w:type="dxa" w:w="3135"/>
+          </w:tcPr>
+          <w:p>
+            <w:r>
+              <w:t>IP valides vs invalides, URLs, emails, cas vides</w:t>
             </w:r>
           </w:p>
         </w:tc>
@@ -2006,113 +2138,31 @@
       <w:tr>
         <w:tc>
           <w:tcPr>
-            <w:tcW w:type="dxa" w:w="4703"/>
+            <w:tcW w:type="dxa" w:w="3135"/>
           </w:tcPr>
           <w:p>
             <w:r>
-              <w:t>rustchef sha256 --input 'hello'</w:t>
+              <w:t>analysis.rs</w:t>
             </w:r>
           </w:p>
         </w:tc>
         <w:tc>
           <w:tcPr>
-            <w:tcW w:type="dxa" w:w="4703"/>
+            <w:tcW w:type="dxa" w:w="3135"/>
           </w:tcPr>
           <w:p>
             <w:r>
-              <w:t>SHA256("hello") = 2cf24dba...</w:t>
-            </w:r>
-          </w:p>
-        </w:tc>
-      </w:tr>
-      <w:tr>
-        <w:tc>
-          <w:tcPr>
-            <w:tcW w:type="dxa" w:w="4703"/>
-          </w:tcPr>
-          <w:p>
-            <w:r>
-              <w:t>rustchef xor --input 'Hi' --key 'A'</w:t>
+              <w:t>5</w:t>
             </w:r>
           </w:p>
         </w:tc>
         <w:tc>
           <w:tcPr>
-            <w:tcW w:type="dxa" w:w="4703"/>
+            <w:tcW w:type="dxa" w:w="3135"/>
           </w:tcPr>
           <w:p>
             <w:r>
-              <w:t>résultat hex XOR</w:t>
-            </w:r>
-          </w:p>
-        </w:tc>
-      </w:tr>
-      <w:tr>
-        <w:tc>
-          <w:tcPr>
-            <w:tcW w:type="dxa" w:w="4703"/>
-          </w:tcPr>
-          <w:p>
-            <w:r>
-              <w:t>rustchef extract-ip --input '192.168.1.1 et 10.0.0.1'</w:t>
-            </w:r>
-          </w:p>
-        </w:tc>
-        <w:tc>
-          <w:tcPr>
-            <w:tcW w:type="dxa" w:w="4703"/>
-          </w:tcPr>
-          <w:p>
-            <w:r>
-              <w:t>192.168.1.1</w:t>
-              <w:br/>
-              <w:t>10.0.0.1</w:t>
-              <w:br/>
-              <w:t>[2 match(es) found]</w:t>
-            </w:r>
-          </w:p>
-        </w:tc>
-      </w:tr>
-      <w:tr>
-        <w:tc>
-          <w:tcPr>
-            <w:tcW w:type="dxa" w:w="4703"/>
-          </w:tcPr>
-          <w:p>
-            <w:r>
-              <w:t>rustchef entropy --input 'aaaa'</w:t>
-            </w:r>
-          </w:p>
-        </w:tc>
-        <w:tc>
-          <w:tcPr>
-            <w:tcW w:type="dxa" w:w="4703"/>
-          </w:tcPr>
-          <w:p>
-            <w:r>
-              <w:t>0.0000 bits/byte — Uniform (no randomness)</w:t>
-            </w:r>
-          </w:p>
-        </w:tc>
-      </w:tr>
-      <w:tr>
-        <w:tc>
-          <w:tcPr>
-            <w:tcW w:type="dxa" w:w="4703"/>
-          </w:tcPr>
-          <w:p>
-            <w:r>
-              <w:t>rustchef stats --input 'Hello World'</w:t>
-            </w:r>
-          </w:p>
-        </w:tc>
-        <w:tc>
-          <w:tcPr>
-            <w:tcW w:type="dxa" w:w="4703"/>
-          </w:tcPr>
-          <w:p>
-            <w:r>
-              <w:t>Characters: 11, Words: 2, Lines: 1</w:t>
+              <w:t>Entropie 0 uniforme, Entropie 1 alternée, stats texte, fréquence</w:t>
             </w:r>
           </w:p>
         </w:tc>
@@ -2121,6 +2171,4111 @@
     <w:p/>
     <w:p>
       <w:pPr>
+        <w:pStyle w:val="Heading2"/>
+      </w:pPr>
+      <w:r>
+        <w:rPr>
+          <w:color w:val="2E86C1"/>
+        </w:rPr>
+        <w:t>5.2 Tests d'intégration CLI (27 tests)</w:t>
+      </w:r>
+    </w:p>
+    <w:p>
+      <w:r>
+        <w:t>Le fichier tests/integration.rs utilise assert_cmd pour tester le binaire compilé en ligne de commande :</w:t>
+      </w:r>
+    </w:p>
+    <w:p>
+      <w:pPr>
+        <w:pStyle w:val="ListBullet"/>
+      </w:pPr>
+      <w:r>
+        <w:t>27 tests couvrant les 23 opérations principales + gestion des erreurs</w:t>
+      </w:r>
+    </w:p>
+    <w:p>
+      <w:pPr>
+        <w:pStyle w:val="ListBullet"/>
+      </w:pPr>
+      <w:r>
+        <w:t>Tests de roundtrip encode → decode → texte original (Base64, ROT13, XOR)</w:t>
+      </w:r>
+    </w:p>
+    <w:p>
+      <w:pPr>
+        <w:pStyle w:val="ListBullet"/>
+      </w:pPr>
+      <w:r>
+        <w:t>Tests de gestion d'erreurs : Base64 invalide → exit code 1, hex invalide → exit code 1</w:t>
+      </w:r>
+    </w:p>
+    <w:p>
+      <w:pPr>
+        <w:pStyle w:val="ListBullet"/>
+      </w:pPr>
+      <w:r>
+        <w:t>Test sous-commande inconnue → exit code non-zéro</w:t>
+      </w:r>
+    </w:p>
+    <w:p>
+      <w:pPr>
+        <w:pStyle w:val="Heading1"/>
+      </w:pPr>
+      <w:r>
+        <w:rPr>
+          <w:color w:val="1A3C5E"/>
+        </w:rPr>
+        <w:t>6. Docker — Reproductibilité</w:t>
+      </w:r>
+    </w:p>
+    <w:p>
+      <w:pPr>
+        <w:pStyle w:val="Heading2"/>
+      </w:pPr>
+      <w:r>
+        <w:rPr>
+          <w:color w:val="2E86C1"/>
+        </w:rPr>
+        <w:t>6.1 Dockerfile multi-étapes</w:t>
+      </w:r>
+    </w:p>
+    <w:p>
+      <w:pPr>
+        <w:spacing w:before="0" w:after="0"/>
+        <w:ind w:left="283"/>
+        <w:shd w:val="clear" w:color="auto" w:fill="F0F0F0"/>
+      </w:pPr>
+      <w:r>
+        <w:rPr>
+          <w:rFonts w:ascii="Courier New" w:hAnsi="Courier New"/>
+          <w:color w:val="202020"/>
+          <w:sz w:val="17"/>
+        </w:rPr>
+        <w:t>FROM rust:1.81-slim AS builder</w:t>
+      </w:r>
+    </w:p>
+    <w:p>
+      <w:pPr>
+        <w:spacing w:before="0" w:after="0"/>
+        <w:ind w:left="283"/>
+        <w:shd w:val="clear" w:color="auto" w:fill="F0F0F0"/>
+      </w:pPr>
+      <w:r>
+        <w:rPr>
+          <w:rFonts w:ascii="Courier New" w:hAnsi="Courier New"/>
+          <w:color w:val="202020"/>
+          <w:sz w:val="17"/>
+        </w:rPr>
+        <w:t>WORKDIR /app</w:t>
+      </w:r>
+    </w:p>
+    <w:p>
+      <w:pPr>
+        <w:spacing w:before="0" w:after="0"/>
+        <w:ind w:left="283"/>
+        <w:shd w:val="clear" w:color="auto" w:fill="F0F0F0"/>
+      </w:pPr>
+      <w:r>
+        <w:rPr>
+          <w:rFonts w:ascii="Courier New" w:hAnsi="Courier New"/>
+          <w:color w:val="202020"/>
+          <w:sz w:val="17"/>
+        </w:rPr>
+        <w:t>COPY . .</w:t>
+      </w:r>
+    </w:p>
+    <w:p>
+      <w:pPr>
+        <w:spacing w:before="0" w:after="0"/>
+        <w:ind w:left="283"/>
+        <w:shd w:val="clear" w:color="auto" w:fill="F0F0F0"/>
+      </w:pPr>
+      <w:r>
+        <w:rPr>
+          <w:rFonts w:ascii="Courier New" w:hAnsi="Courier New"/>
+          <w:color w:val="202020"/>
+          <w:sz w:val="17"/>
+        </w:rPr>
+        <w:t>RUN cargo build --release</w:t>
+      </w:r>
+    </w:p>
+    <w:p>
+      <w:pPr>
+        <w:spacing w:before="0" w:after="0"/>
+        <w:ind w:left="283"/>
+        <w:shd w:val="clear" w:color="auto" w:fill="F0F0F0"/>
+      </w:pPr>
+      <w:r>
+        <w:rPr>
+          <w:rFonts w:ascii="Courier New" w:hAnsi="Courier New"/>
+          <w:color w:val="202020"/>
+          <w:sz w:val="17"/>
+        </w:rPr>
+        <w:t xml:space="preserve"> </w:t>
+      </w:r>
+    </w:p>
+    <w:p>
+      <w:pPr>
+        <w:spacing w:before="0" w:after="0"/>
+        <w:ind w:left="283"/>
+        <w:shd w:val="clear" w:color="auto" w:fill="F0F0F0"/>
+      </w:pPr>
+      <w:r>
+        <w:rPr>
+          <w:rFonts w:ascii="Courier New" w:hAnsi="Courier New"/>
+          <w:color w:val="202020"/>
+          <w:sz w:val="17"/>
+        </w:rPr>
+        <w:t>FROM debian:bookworm-slim</w:t>
+      </w:r>
+    </w:p>
+    <w:p>
+      <w:pPr>
+        <w:spacing w:before="0" w:after="0"/>
+        <w:ind w:left="283"/>
+        <w:shd w:val="clear" w:color="auto" w:fill="F0F0F0"/>
+      </w:pPr>
+      <w:r>
+        <w:rPr>
+          <w:rFonts w:ascii="Courier New" w:hAnsi="Courier New"/>
+          <w:color w:val="202020"/>
+          <w:sz w:val="17"/>
+        </w:rPr>
+        <w:t>RUN apt-get update &amp;&amp; apt-get install -y ca-certificates &amp;&amp; rm -rf /var/lib/apt/lists/*</w:t>
+      </w:r>
+    </w:p>
+    <w:p>
+      <w:pPr>
+        <w:spacing w:before="0" w:after="0"/>
+        <w:ind w:left="283"/>
+        <w:shd w:val="clear" w:color="auto" w:fill="F0F0F0"/>
+      </w:pPr>
+      <w:r>
+        <w:rPr>
+          <w:rFonts w:ascii="Courier New" w:hAnsi="Courier New"/>
+          <w:color w:val="202020"/>
+          <w:sz w:val="17"/>
+        </w:rPr>
+        <w:t>COPY --from=builder /app/target/release/rustchef /usr/local/bin/rustchef</w:t>
+      </w:r>
+    </w:p>
+    <w:p>
+      <w:pPr>
+        <w:spacing w:before="0" w:after="0"/>
+        <w:ind w:left="283"/>
+        <w:shd w:val="clear" w:color="auto" w:fill="F0F0F0"/>
+      </w:pPr>
+      <w:r>
+        <w:rPr>
+          <w:rFonts w:ascii="Courier New" w:hAnsi="Courier New"/>
+          <w:color w:val="202020"/>
+          <w:sz w:val="17"/>
+        </w:rPr>
+        <w:t>ENTRYPOINT ["rustchef"]</w:t>
+      </w:r>
+    </w:p>
+    <w:p>
+      <w:pPr>
+        <w:spacing w:before="0" w:after="0"/>
+        <w:ind w:left="283"/>
+        <w:shd w:val="clear" w:color="auto" w:fill="F0F0F0"/>
+      </w:pPr>
+      <w:r>
+        <w:rPr>
+          <w:rFonts w:ascii="Courier New" w:hAnsi="Courier New"/>
+          <w:color w:val="202020"/>
+          <w:sz w:val="17"/>
+        </w:rPr>
+        <w:t>CMD ["--help"]</w:t>
+      </w:r>
+    </w:p>
+    <w:p/>
+    <w:p>
+      <w:r>
+        <w:t>Étape 1 (builder) : image rust:1.81-slim — compile le binaire en mode release optimisé.</w:t>
+        <w:br/>
+        <w:t>Étape 2 (runtime) : image debian:bookworm-slim — copie uniquement le binaire (~5MB), image finale légère.</w:t>
+      </w:r>
+    </w:p>
+    <w:p>
+      <w:pPr>
+        <w:pStyle w:val="Heading2"/>
+      </w:pPr>
+      <w:r>
+        <w:rPr>
+          <w:color w:val="2E86C1"/>
+        </w:rPr>
+        <w:t>6.2 Commandes Docker</w:t>
+      </w:r>
+    </w:p>
+    <w:p>
+      <w:pPr>
+        <w:spacing w:before="0" w:after="0"/>
+        <w:ind w:left="283"/>
+        <w:shd w:val="clear" w:color="auto" w:fill="F0F0F0"/>
+      </w:pPr>
+      <w:r>
+        <w:rPr>
+          <w:rFonts w:ascii="Courier New" w:hAnsi="Courier New"/>
+          <w:color w:val="202020"/>
+          <w:sz w:val="17"/>
+        </w:rPr>
+        <w:t>docker build -t rustchef .</w:t>
+      </w:r>
+    </w:p>
+    <w:p>
+      <w:pPr>
+        <w:spacing w:before="0" w:after="0"/>
+        <w:ind w:left="283"/>
+        <w:shd w:val="clear" w:color="auto" w:fill="F0F0F0"/>
+      </w:pPr>
+      <w:r>
+        <w:rPr>
+          <w:rFonts w:ascii="Courier New" w:hAnsi="Courier New"/>
+          <w:color w:val="202020"/>
+          <w:sz w:val="17"/>
+        </w:rPr>
+        <w:t>docker run --rm rustchef --help</w:t>
+      </w:r>
+    </w:p>
+    <w:p>
+      <w:pPr>
+        <w:spacing w:before="0" w:after="0"/>
+        <w:ind w:left="283"/>
+        <w:shd w:val="clear" w:color="auto" w:fill="F0F0F0"/>
+      </w:pPr>
+      <w:r>
+        <w:rPr>
+          <w:rFonts w:ascii="Courier New" w:hAnsi="Courier New"/>
+          <w:color w:val="202020"/>
+          <w:sz w:val="17"/>
+        </w:rPr>
+        <w:t>docker run --rm rustchef sha256 --input 'hello'</w:t>
+      </w:r>
+    </w:p>
+    <w:p>
+      <w:pPr>
+        <w:spacing w:before="0" w:after="0"/>
+        <w:ind w:left="283"/>
+        <w:shd w:val="clear" w:color="auto" w:fill="F0F0F0"/>
+      </w:pPr>
+      <w:r>
+        <w:rPr>
+          <w:rFonts w:ascii="Courier New" w:hAnsi="Courier New"/>
+          <w:color w:val="202020"/>
+          <w:sz w:val="17"/>
+        </w:rPr>
+        <w:t>docker run --rm rustchef rot13 --input 'Hello World'</w:t>
+      </w:r>
+    </w:p>
+    <w:p>
+      <w:pPr>
+        <w:spacing w:before="0" w:after="0"/>
+        <w:ind w:left="283"/>
+        <w:shd w:val="clear" w:color="auto" w:fill="F0F0F0"/>
+      </w:pPr>
+      <w:r>
+        <w:rPr>
+          <w:rFonts w:ascii="Courier New" w:hAnsi="Courier New"/>
+          <w:color w:val="202020"/>
+          <w:sz w:val="17"/>
+        </w:rPr>
+        <w:t>echo '192.168.1.1 et 10.0.0.1' | docker run --rm -i rustchef extract-ip</w:t>
+      </w:r>
+    </w:p>
+    <w:p>
+      <w:pPr>
+        <w:spacing w:before="0" w:after="0"/>
+        <w:ind w:left="283"/>
+        <w:shd w:val="clear" w:color="auto" w:fill="F0F0F0"/>
+      </w:pPr>
+      <w:r>
+        <w:rPr>
+          <w:rFonts w:ascii="Courier New" w:hAnsi="Courier New"/>
+          <w:color w:val="202020"/>
+          <w:sz w:val="17"/>
+        </w:rPr>
+        <w:t>docker run --rm -i rustchef extract-url &lt; samples/sample.txt</w:t>
+      </w:r>
+    </w:p>
+    <w:p/>
+    <w:p>
+      <w:pPr>
+        <w:pStyle w:val="Heading1"/>
+      </w:pPr>
+      <w:r>
+        <w:rPr>
+          <w:color w:val="1A3C5E"/>
+        </w:rPr>
+        <w:t>7. Preuves d'Exécution (Evidence)</w:t>
+      </w:r>
+    </w:p>
+    <w:p>
+      <w:r>
+        <w:t>Cette section présente les sorties réelles du binaire lors de l'exécution de chaque opération sur la machine de développement (Kali Linux, Rust 1.96.0).</w:t>
+      </w:r>
+    </w:p>
+    <w:p>
+      <w:pPr>
+        <w:pStyle w:val="Heading2"/>
+      </w:pPr>
+      <w:r>
+        <w:rPr>
+          <w:color w:val="2E86C1"/>
+        </w:rPr>
+        <w:t>7.1 cargo build --release</w:t>
+      </w:r>
+    </w:p>
+    <w:p>
+      <w:pPr>
+        <w:spacing w:before="0" w:after="0"/>
+        <w:ind w:left="283"/>
+        <w:shd w:val="clear" w:color="auto" w:fill="F0F0F0"/>
+      </w:pPr>
+      <w:r>
+        <w:rPr>
+          <w:rFonts w:ascii="Courier New" w:hAnsi="Courier New"/>
+          <w:color w:val="202020"/>
+          <w:sz w:val="17"/>
+        </w:rPr>
+        <w:t>$ cargo build --release</w:t>
+      </w:r>
+    </w:p>
+    <w:p>
+      <w:pPr>
+        <w:spacing w:before="0" w:after="0"/>
+        <w:ind w:left="283"/>
+        <w:shd w:val="clear" w:color="auto" w:fill="F0F0F0"/>
+      </w:pPr>
+      <w:r>
+        <w:rPr>
+          <w:rFonts w:ascii="Courier New" w:hAnsi="Courier New"/>
+          <w:color w:val="202020"/>
+          <w:sz w:val="17"/>
+        </w:rPr>
+        <w:t xml:space="preserve">   Compiling rustchef v1.0.0 (/home/cheikhmelainine/rustchef)</w:t>
+      </w:r>
+    </w:p>
+    <w:p>
+      <w:pPr>
+        <w:spacing w:before="0" w:after="0"/>
+        <w:ind w:left="283"/>
+        <w:shd w:val="clear" w:color="auto" w:fill="F0F0F0"/>
+      </w:pPr>
+      <w:r>
+        <w:rPr>
+          <w:rFonts w:ascii="Courier New" w:hAnsi="Courier New"/>
+          <w:color w:val="202020"/>
+          <w:sz w:val="17"/>
+        </w:rPr>
+        <w:t xml:space="preserve">    Finished `release` profile [optimized] target(s) in 1.95s</w:t>
+      </w:r>
+    </w:p>
+    <w:p/>
+    <w:p>
+      <w:pPr>
+        <w:pStyle w:val="Heading2"/>
+      </w:pPr>
+      <w:r>
+        <w:rPr>
+          <w:color w:val="2E86C1"/>
+        </w:rPr>
+        <w:t>7.2 cargo test (56 tests, 0 failed)</w:t>
+      </w:r>
+    </w:p>
+    <w:p>
+      <w:pPr>
+        <w:spacing w:before="0" w:after="0"/>
+        <w:ind w:left="283"/>
+        <w:shd w:val="clear" w:color="auto" w:fill="F0F0F0"/>
+      </w:pPr>
+      <w:r>
+        <w:rPr>
+          <w:rFonts w:ascii="Courier New" w:hAnsi="Courier New"/>
+          <w:color w:val="202020"/>
+          <w:sz w:val="17"/>
+        </w:rPr>
+        <w:t>$ cargo test</w:t>
+      </w:r>
+    </w:p>
+    <w:p>
+      <w:pPr>
+        <w:spacing w:before="0" w:after="0"/>
+        <w:ind w:left="283"/>
+        <w:shd w:val="clear" w:color="auto" w:fill="F0F0F0"/>
+      </w:pPr>
+      <w:r>
+        <w:rPr>
+          <w:rFonts w:ascii="Courier New" w:hAnsi="Courier New"/>
+          <w:color w:val="202020"/>
+          <w:sz w:val="17"/>
+        </w:rPr>
+        <w:t>running 29 tests</w:t>
+      </w:r>
+    </w:p>
+    <w:p>
+      <w:pPr>
+        <w:spacing w:before="0" w:after="0"/>
+        <w:ind w:left="283"/>
+        <w:shd w:val="clear" w:color="auto" w:fill="F0F0F0"/>
+      </w:pPr>
+      <w:r>
+        <w:rPr>
+          <w:rFonts w:ascii="Courier New" w:hAnsi="Courier New"/>
+          <w:color w:val="202020"/>
+          <w:sz w:val="17"/>
+        </w:rPr>
+        <w:t>test ops::analysis::tests::test_entropy_empty ... ok</w:t>
+      </w:r>
+    </w:p>
+    <w:p>
+      <w:pPr>
+        <w:spacing w:before="0" w:after="0"/>
+        <w:ind w:left="283"/>
+        <w:shd w:val="clear" w:color="auto" w:fill="F0F0F0"/>
+      </w:pPr>
+      <w:r>
+        <w:rPr>
+          <w:rFonts w:ascii="Courier New" w:hAnsi="Courier New"/>
+          <w:color w:val="202020"/>
+          <w:sz w:val="17"/>
+        </w:rPr>
+        <w:t>test ops::analysis::tests::test_char_frequency ... ok</w:t>
+      </w:r>
+    </w:p>
+    <w:p>
+      <w:pPr>
+        <w:spacing w:before="0" w:after="0"/>
+        <w:ind w:left="283"/>
+        <w:shd w:val="clear" w:color="auto" w:fill="F0F0F0"/>
+      </w:pPr>
+      <w:r>
+        <w:rPr>
+          <w:rFonts w:ascii="Courier New" w:hAnsi="Courier New"/>
+          <w:color w:val="202020"/>
+          <w:sz w:val="17"/>
+        </w:rPr>
+        <w:t>test ops::analysis::tests::test_entropy_two_chars ... ok</w:t>
+      </w:r>
+    </w:p>
+    <w:p>
+      <w:pPr>
+        <w:spacing w:before="0" w:after="0"/>
+        <w:ind w:left="283"/>
+        <w:shd w:val="clear" w:color="auto" w:fill="F0F0F0"/>
+      </w:pPr>
+      <w:r>
+        <w:rPr>
+          <w:rFonts w:ascii="Courier New" w:hAnsi="Courier New"/>
+          <w:color w:val="202020"/>
+          <w:sz w:val="17"/>
+        </w:rPr>
+        <w:t>test ops::analysis::tests::test_entropy_range ... ok</w:t>
+      </w:r>
+    </w:p>
+    <w:p>
+      <w:pPr>
+        <w:spacing w:before="0" w:after="0"/>
+        <w:ind w:left="283"/>
+        <w:shd w:val="clear" w:color="auto" w:fill="F0F0F0"/>
+      </w:pPr>
+      <w:r>
+        <w:rPr>
+          <w:rFonts w:ascii="Courier New" w:hAnsi="Courier New"/>
+          <w:color w:val="202020"/>
+          <w:sz w:val="17"/>
+        </w:rPr>
+        <w:t>test ops::analysis::tests::test_text_stats ... ok</w:t>
+      </w:r>
+    </w:p>
+    <w:p>
+      <w:pPr>
+        <w:spacing w:before="0" w:after="0"/>
+        <w:ind w:left="283"/>
+        <w:shd w:val="clear" w:color="auto" w:fill="F0F0F0"/>
+      </w:pPr>
+      <w:r>
+        <w:rPr>
+          <w:rFonts w:ascii="Courier New" w:hAnsi="Courier New"/>
+          <w:color w:val="202020"/>
+          <w:sz w:val="17"/>
+        </w:rPr>
+        <w:t>test ops::crypto::tests::test_xor_roundtrip ... ok</w:t>
+      </w:r>
+    </w:p>
+    <w:p>
+      <w:pPr>
+        <w:spacing w:before="0" w:after="0"/>
+        <w:ind w:left="283"/>
+        <w:shd w:val="clear" w:color="auto" w:fill="F0F0F0"/>
+      </w:pPr>
+      <w:r>
+        <w:rPr>
+          <w:rFonts w:ascii="Courier New" w:hAnsi="Courier New"/>
+          <w:color w:val="202020"/>
+          <w:sz w:val="17"/>
+        </w:rPr>
+        <w:t>test ops::crypto::tests::test_xor_with_single_byte_key ... ok</w:t>
+      </w:r>
+    </w:p>
+    <w:p>
+      <w:pPr>
+        <w:spacing w:before="0" w:after="0"/>
+        <w:ind w:left="283"/>
+        <w:shd w:val="clear" w:color="auto" w:fill="F0F0F0"/>
+      </w:pPr>
+      <w:r>
+        <w:rPr>
+          <w:rFonts w:ascii="Courier New" w:hAnsi="Courier New"/>
+          <w:color w:val="202020"/>
+          <w:sz w:val="17"/>
+        </w:rPr>
+        <w:t>test ops::analysis::tests::test_entropy_uniform ... ok</w:t>
+      </w:r>
+    </w:p>
+    <w:p>
+      <w:pPr>
+        <w:spacing w:before="0" w:after="0"/>
+        <w:ind w:left="283"/>
+        <w:shd w:val="clear" w:color="auto" w:fill="F0F0F0"/>
+      </w:pPr>
+      <w:r>
+        <w:rPr>
+          <w:rFonts w:ascii="Courier New" w:hAnsi="Courier New"/>
+          <w:color w:val="202020"/>
+          <w:sz w:val="17"/>
+        </w:rPr>
+        <w:t>test ops::crypto::tests::test_xor_empty_key ... ok</w:t>
+      </w:r>
+    </w:p>
+    <w:p>
+      <w:pPr>
+        <w:spacing w:before="0" w:after="0"/>
+        <w:ind w:left="283"/>
+        <w:shd w:val="clear" w:color="auto" w:fill="F0F0F0"/>
+      </w:pPr>
+      <w:r>
+        <w:rPr>
+          <w:rFonts w:ascii="Courier New" w:hAnsi="Courier New"/>
+          <w:color w:val="202020"/>
+          <w:sz w:val="17"/>
+        </w:rPr>
+        <w:t>test ops::encoding::tests::test_base64_decode ... ok</w:t>
+      </w:r>
+    </w:p>
+    <w:p>
+      <w:pPr>
+        <w:spacing w:before="0" w:after="0"/>
+        <w:ind w:left="283"/>
+        <w:shd w:val="clear" w:color="auto" w:fill="F0F0F0"/>
+      </w:pPr>
+      <w:r>
+        <w:rPr>
+          <w:rFonts w:ascii="Courier New" w:hAnsi="Courier New"/>
+          <w:color w:val="202020"/>
+          <w:sz w:val="17"/>
+        </w:rPr>
+        <w:t>test ops::encoding::tests::test_base64_encode ... ok</w:t>
+      </w:r>
+    </w:p>
+    <w:p>
+      <w:pPr>
+        <w:spacing w:before="0" w:after="0"/>
+        <w:ind w:left="283"/>
+        <w:shd w:val="clear" w:color="auto" w:fill="F0F0F0"/>
+      </w:pPr>
+      <w:r>
+        <w:rPr>
+          <w:rFonts w:ascii="Courier New" w:hAnsi="Courier New"/>
+          <w:color w:val="202020"/>
+          <w:sz w:val="17"/>
+        </w:rPr>
+        <w:t>test ops::encoding::tests::test_base64_roundtrip ... ok</w:t>
+      </w:r>
+    </w:p>
+    <w:p>
+      <w:pPr>
+        <w:spacing w:before="0" w:after="0"/>
+        <w:ind w:left="283"/>
+        <w:shd w:val="clear" w:color="auto" w:fill="F0F0F0"/>
+      </w:pPr>
+      <w:r>
+        <w:rPr>
+          <w:rFonts w:ascii="Courier New" w:hAnsi="Courier New"/>
+          <w:color w:val="202020"/>
+          <w:sz w:val="17"/>
+        </w:rPr>
+        <w:t>test ops::encoding::tests::test_binary_roundtrip ... ok</w:t>
+      </w:r>
+    </w:p>
+    <w:p>
+      <w:pPr>
+        <w:spacing w:before="0" w:after="0"/>
+        <w:ind w:left="283"/>
+        <w:shd w:val="clear" w:color="auto" w:fill="F0F0F0"/>
+      </w:pPr>
+      <w:r>
+        <w:rPr>
+          <w:rFonts w:ascii="Courier New" w:hAnsi="Courier New"/>
+          <w:color w:val="202020"/>
+          <w:sz w:val="17"/>
+        </w:rPr>
+        <w:t>test ops::encoding::tests::test_case ... ok</w:t>
+      </w:r>
+    </w:p>
+    <w:p>
+      <w:pPr>
+        <w:spacing w:before="0" w:after="0"/>
+        <w:ind w:left="283"/>
+        <w:shd w:val="clear" w:color="auto" w:fill="F0F0F0"/>
+      </w:pPr>
+      <w:r>
+        <w:rPr>
+          <w:rFonts w:ascii="Courier New" w:hAnsi="Courier New"/>
+          <w:color w:val="202020"/>
+          <w:sz w:val="17"/>
+        </w:rPr>
+        <w:t>test ops::encoding::tests::test_hex_encode ... ok</w:t>
+      </w:r>
+    </w:p>
+    <w:p>
+      <w:pPr>
+        <w:spacing w:before="0" w:after="0"/>
+        <w:ind w:left="283"/>
+        <w:shd w:val="clear" w:color="auto" w:fill="F0F0F0"/>
+      </w:pPr>
+      <w:r>
+        <w:rPr>
+          <w:rFonts w:ascii="Courier New" w:hAnsi="Courier New"/>
+          <w:color w:val="202020"/>
+          <w:sz w:val="17"/>
+        </w:rPr>
+        <w:t>test ops::encoding::tests::test_hex_roundtrip ... ok</w:t>
+      </w:r>
+    </w:p>
+    <w:p>
+      <w:pPr>
+        <w:spacing w:before="0" w:after="0"/>
+        <w:ind w:left="283"/>
+        <w:shd w:val="clear" w:color="auto" w:fill="F0F0F0"/>
+      </w:pPr>
+      <w:r>
+        <w:rPr>
+          <w:rFonts w:ascii="Courier New" w:hAnsi="Courier New"/>
+          <w:color w:val="202020"/>
+          <w:sz w:val="17"/>
+        </w:rPr>
+        <w:t>test ops::encoding::tests::test_rot13 ... ok</w:t>
+      </w:r>
+    </w:p>
+    <w:p>
+      <w:pPr>
+        <w:spacing w:before="0" w:after="0"/>
+        <w:ind w:left="283"/>
+        <w:shd w:val="clear" w:color="auto" w:fill="F0F0F0"/>
+      </w:pPr>
+      <w:r>
+        <w:rPr>
+          <w:rFonts w:ascii="Courier New" w:hAnsi="Courier New"/>
+          <w:color w:val="202020"/>
+          <w:sz w:val="17"/>
+        </w:rPr>
+        <w:t>test ops::encoding::tests::test_rot13_roundtrip ... ok</w:t>
+      </w:r>
+    </w:p>
+    <w:p>
+      <w:pPr>
+        <w:spacing w:before="0" w:after="0"/>
+        <w:ind w:left="283"/>
+        <w:shd w:val="clear" w:color="auto" w:fill="F0F0F0"/>
+      </w:pPr>
+      <w:r>
+        <w:rPr>
+          <w:rFonts w:ascii="Courier New" w:hAnsi="Courier New"/>
+          <w:color w:val="202020"/>
+          <w:sz w:val="17"/>
+        </w:rPr>
+        <w:t>test ops::encoding::tests::test_reverse ... ok</w:t>
+      </w:r>
+    </w:p>
+    <w:p>
+      <w:pPr>
+        <w:spacing w:before="0" w:after="0"/>
+        <w:ind w:left="283"/>
+        <w:shd w:val="clear" w:color="auto" w:fill="F0F0F0"/>
+      </w:pPr>
+      <w:r>
+        <w:rPr>
+          <w:rFonts w:ascii="Courier New" w:hAnsi="Courier New"/>
+          <w:color w:val="202020"/>
+          <w:sz w:val="17"/>
+        </w:rPr>
+        <w:t>test ops::encoding::tests::test_url_encode ... ok</w:t>
+      </w:r>
+    </w:p>
+    <w:p>
+      <w:pPr>
+        <w:spacing w:before="0" w:after="0"/>
+        <w:ind w:left="283"/>
+        <w:shd w:val="clear" w:color="auto" w:fill="F0F0F0"/>
+      </w:pPr>
+      <w:r>
+        <w:rPr>
+          <w:rFonts w:ascii="Courier New" w:hAnsi="Courier New"/>
+          <w:color w:val="202020"/>
+          <w:sz w:val="17"/>
+        </w:rPr>
+        <w:t>test ops::encoding::tests::test_url_roundtrip ... ok</w:t>
+      </w:r>
+    </w:p>
+    <w:p>
+      <w:pPr>
+        <w:spacing w:before="0" w:after="0"/>
+        <w:ind w:left="283"/>
+        <w:shd w:val="clear" w:color="auto" w:fill="F0F0F0"/>
+      </w:pPr>
+      <w:r>
+        <w:rPr>
+          <w:rFonts w:ascii="Courier New" w:hAnsi="Courier New"/>
+          <w:color w:val="202020"/>
+          <w:sz w:val="17"/>
+        </w:rPr>
+        <w:t>test ops::hashing::tests::test_md5 ... ok</w:t>
+      </w:r>
+    </w:p>
+    <w:p>
+      <w:pPr>
+        <w:spacing w:before="0" w:after="0"/>
+        <w:ind w:left="283"/>
+        <w:shd w:val="clear" w:color="auto" w:fill="F0F0F0"/>
+      </w:pPr>
+      <w:r>
+        <w:rPr>
+          <w:rFonts w:ascii="Courier New" w:hAnsi="Courier New"/>
+          <w:color w:val="202020"/>
+          <w:sz w:val="17"/>
+        </w:rPr>
+        <w:t>test ops::hashing::tests::test_sha1 ... ok</w:t>
+      </w:r>
+    </w:p>
+    <w:p>
+      <w:pPr>
+        <w:spacing w:before="0" w:after="0"/>
+        <w:ind w:left="283"/>
+        <w:shd w:val="clear" w:color="auto" w:fill="F0F0F0"/>
+      </w:pPr>
+      <w:r>
+        <w:rPr>
+          <w:rFonts w:ascii="Courier New" w:hAnsi="Courier New"/>
+          <w:color w:val="202020"/>
+          <w:sz w:val="17"/>
+        </w:rPr>
+        <w:t>test ops::hashing::tests::test_sha256 ... ok</w:t>
+      </w:r>
+    </w:p>
+    <w:p>
+      <w:pPr>
+        <w:spacing w:before="0" w:after="0"/>
+        <w:ind w:left="283"/>
+        <w:shd w:val="clear" w:color="auto" w:fill="F0F0F0"/>
+      </w:pPr>
+      <w:r>
+        <w:rPr>
+          <w:rFonts w:ascii="Courier New" w:hAnsi="Courier New"/>
+          <w:color w:val="202020"/>
+          <w:sz w:val="17"/>
+        </w:rPr>
+        <w:t>test ops::hashing::tests::test_md5_empty ... ok</w:t>
+      </w:r>
+    </w:p>
+    <w:p>
+      <w:pPr>
+        <w:spacing w:before="0" w:after="0"/>
+        <w:ind w:left="283"/>
+        <w:shd w:val="clear" w:color="auto" w:fill="F0F0F0"/>
+      </w:pPr>
+      <w:r>
+        <w:rPr>
+          <w:rFonts w:ascii="Courier New" w:hAnsi="Courier New"/>
+          <w:color w:val="202020"/>
+          <w:sz w:val="17"/>
+        </w:rPr>
+        <w:t>test ops::extraction::tests::test_extract_emails ... ok</w:t>
+      </w:r>
+    </w:p>
+    <w:p>
+      <w:pPr>
+        <w:spacing w:before="0" w:after="0"/>
+        <w:ind w:left="283"/>
+        <w:shd w:val="clear" w:color="auto" w:fill="F0F0F0"/>
+      </w:pPr>
+      <w:r>
+        <w:rPr>
+          <w:rFonts w:ascii="Courier New" w:hAnsi="Courier New"/>
+          <w:color w:val="202020"/>
+          <w:sz w:val="17"/>
+        </w:rPr>
+        <w:t>test ops::extraction::tests::test_extract_urls ... ok</w:t>
+      </w:r>
+    </w:p>
+    <w:p>
+      <w:pPr>
+        <w:spacing w:before="0" w:after="0"/>
+        <w:ind w:left="283"/>
+        <w:shd w:val="clear" w:color="auto" w:fill="F0F0F0"/>
+      </w:pPr>
+      <w:r>
+        <w:rPr>
+          <w:rFonts w:ascii="Courier New" w:hAnsi="Courier New"/>
+          <w:color w:val="202020"/>
+          <w:sz w:val="17"/>
+        </w:rPr>
+        <w:t>test ops::extraction::tests::test_extract_ips ... ok</w:t>
+      </w:r>
+    </w:p>
+    <w:p>
+      <w:pPr>
+        <w:spacing w:before="0" w:after="0"/>
+        <w:ind w:left="283"/>
+        <w:shd w:val="clear" w:color="auto" w:fill="F0F0F0"/>
+      </w:pPr>
+      <w:r>
+        <w:rPr>
+          <w:rFonts w:ascii="Courier New" w:hAnsi="Courier New"/>
+          <w:color w:val="202020"/>
+          <w:sz w:val="17"/>
+        </w:rPr>
+        <w:t>test ops::extraction::tests::test_extract_empty ... ok</w:t>
+      </w:r>
+    </w:p>
+    <w:p>
+      <w:pPr>
+        <w:spacing w:before="0" w:after="0"/>
+        <w:ind w:left="283"/>
+        <w:shd w:val="clear" w:color="auto" w:fill="F0F0F0"/>
+      </w:pPr>
+      <w:r>
+        <w:rPr>
+          <w:rFonts w:ascii="Courier New" w:hAnsi="Courier New"/>
+          <w:color w:val="202020"/>
+          <w:sz w:val="17"/>
+        </w:rPr>
+        <w:t>test result: ok. 29 passed; 0 failed; 0 ignored; finished in 0.01s</w:t>
+      </w:r>
+    </w:p>
+    <w:p>
+      <w:pPr>
+        <w:spacing w:before="0" w:after="0"/>
+        <w:ind w:left="283"/>
+        <w:shd w:val="clear" w:color="auto" w:fill="F0F0F0"/>
+      </w:pPr>
+      <w:r>
+        <w:rPr>
+          <w:rFonts w:ascii="Courier New" w:hAnsi="Courier New"/>
+          <w:color w:val="202020"/>
+          <w:sz w:val="17"/>
+        </w:rPr>
+        <w:t xml:space="preserve"> </w:t>
+      </w:r>
+    </w:p>
+    <w:p>
+      <w:pPr>
+        <w:spacing w:before="0" w:after="0"/>
+        <w:ind w:left="283"/>
+        <w:shd w:val="clear" w:color="auto" w:fill="F0F0F0"/>
+      </w:pPr>
+      <w:r>
+        <w:rPr>
+          <w:rFonts w:ascii="Courier New" w:hAnsi="Courier New"/>
+          <w:color w:val="202020"/>
+          <w:sz w:val="17"/>
+        </w:rPr>
+        <w:t>running 27 tests</w:t>
+      </w:r>
+    </w:p>
+    <w:p>
+      <w:pPr>
+        <w:spacing w:before="0" w:after="0"/>
+        <w:ind w:left="283"/>
+        <w:shd w:val="clear" w:color="auto" w:fill="F0F0F0"/>
+      </w:pPr>
+      <w:r>
+        <w:rPr>
+          <w:rFonts w:ascii="Courier New" w:hAnsi="Courier New"/>
+          <w:color w:val="202020"/>
+          <w:sz w:val="17"/>
+        </w:rPr>
+        <w:t>test test_base64_decode_cli ... ok</w:t>
+      </w:r>
+    </w:p>
+    <w:p>
+      <w:pPr>
+        <w:spacing w:before="0" w:after="0"/>
+        <w:ind w:left="283"/>
+        <w:shd w:val="clear" w:color="auto" w:fill="F0F0F0"/>
+      </w:pPr>
+      <w:r>
+        <w:rPr>
+          <w:rFonts w:ascii="Courier New" w:hAnsi="Courier New"/>
+          <w:color w:val="202020"/>
+          <w:sz w:val="17"/>
+        </w:rPr>
+        <w:t>test test_base64_encode_cli ... ok</w:t>
+      </w:r>
+    </w:p>
+    <w:p>
+      <w:pPr>
+        <w:spacing w:before="0" w:after="0"/>
+        <w:ind w:left="283"/>
+        <w:shd w:val="clear" w:color="auto" w:fill="F0F0F0"/>
+      </w:pPr>
+      <w:r>
+        <w:rPr>
+          <w:rFonts w:ascii="Courier New" w:hAnsi="Courier New"/>
+          <w:color w:val="202020"/>
+          <w:sz w:val="17"/>
+        </w:rPr>
+        <w:t>test test_base64_decode_invalid ... ok</w:t>
+      </w:r>
+    </w:p>
+    <w:p>
+      <w:pPr>
+        <w:spacing w:before="0" w:after="0"/>
+        <w:ind w:left="283"/>
+        <w:shd w:val="clear" w:color="auto" w:fill="F0F0F0"/>
+      </w:pPr>
+      <w:r>
+        <w:rPr>
+          <w:rFonts w:ascii="Courier New" w:hAnsi="Courier New"/>
+          <w:color w:val="202020"/>
+          <w:sz w:val="17"/>
+        </w:rPr>
+        <w:t>test test_binary_decode_cli ... ok</w:t>
+      </w:r>
+    </w:p>
+    <w:p>
+      <w:pPr>
+        <w:spacing w:before="0" w:after="0"/>
+        <w:ind w:left="283"/>
+        <w:shd w:val="clear" w:color="auto" w:fill="F0F0F0"/>
+      </w:pPr>
+      <w:r>
+        <w:rPr>
+          <w:rFonts w:ascii="Courier New" w:hAnsi="Courier New"/>
+          <w:color w:val="202020"/>
+          <w:sz w:val="17"/>
+        </w:rPr>
+        <w:t>test test_binary_encode_cli ... ok</w:t>
+      </w:r>
+    </w:p>
+    <w:p>
+      <w:pPr>
+        <w:spacing w:before="0" w:after="0"/>
+        <w:ind w:left="283"/>
+        <w:shd w:val="clear" w:color="auto" w:fill="F0F0F0"/>
+      </w:pPr>
+      <w:r>
+        <w:rPr>
+          <w:rFonts w:ascii="Courier New" w:hAnsi="Courier New"/>
+          <w:color w:val="202020"/>
+          <w:sz w:val="17"/>
+        </w:rPr>
+        <w:t>test test_char_freq_cli ... ok</w:t>
+      </w:r>
+    </w:p>
+    <w:p>
+      <w:pPr>
+        <w:spacing w:before="0" w:after="0"/>
+        <w:ind w:left="283"/>
+        <w:shd w:val="clear" w:color="auto" w:fill="F0F0F0"/>
+      </w:pPr>
+      <w:r>
+        <w:rPr>
+          <w:rFonts w:ascii="Courier New" w:hAnsi="Courier New"/>
+          <w:color w:val="202020"/>
+          <w:sz w:val="17"/>
+        </w:rPr>
+        <w:t>test test_entropy_cli ... ok</w:t>
+      </w:r>
+    </w:p>
+    <w:p>
+      <w:pPr>
+        <w:spacing w:before="0" w:after="0"/>
+        <w:ind w:left="283"/>
+        <w:shd w:val="clear" w:color="auto" w:fill="F0F0F0"/>
+      </w:pPr>
+      <w:r>
+        <w:rPr>
+          <w:rFonts w:ascii="Courier New" w:hAnsi="Courier New"/>
+          <w:color w:val="202020"/>
+          <w:sz w:val="17"/>
+        </w:rPr>
+        <w:t>test test_entropy_uniform_cli ... ok</w:t>
+      </w:r>
+    </w:p>
+    <w:p>
+      <w:pPr>
+        <w:spacing w:before="0" w:after="0"/>
+        <w:ind w:left="283"/>
+        <w:shd w:val="clear" w:color="auto" w:fill="F0F0F0"/>
+      </w:pPr>
+      <w:r>
+        <w:rPr>
+          <w:rFonts w:ascii="Courier New" w:hAnsi="Courier New"/>
+          <w:color w:val="202020"/>
+          <w:sz w:val="17"/>
+        </w:rPr>
+        <w:t>test test_extract_email_cli ... ok</w:t>
+      </w:r>
+    </w:p>
+    <w:p>
+      <w:pPr>
+        <w:spacing w:before="0" w:after="0"/>
+        <w:ind w:left="283"/>
+        <w:shd w:val="clear" w:color="auto" w:fill="F0F0F0"/>
+      </w:pPr>
+      <w:r>
+        <w:rPr>
+          <w:rFonts w:ascii="Courier New" w:hAnsi="Courier New"/>
+          <w:color w:val="202020"/>
+          <w:sz w:val="17"/>
+        </w:rPr>
+        <w:t>test test_extract_ip_cli ... ok</w:t>
+      </w:r>
+    </w:p>
+    <w:p>
+      <w:pPr>
+        <w:spacing w:before="0" w:after="0"/>
+        <w:ind w:left="283"/>
+        <w:shd w:val="clear" w:color="auto" w:fill="F0F0F0"/>
+      </w:pPr>
+      <w:r>
+        <w:rPr>
+          <w:rFonts w:ascii="Courier New" w:hAnsi="Courier New"/>
+          <w:color w:val="202020"/>
+          <w:sz w:val="17"/>
+        </w:rPr>
+        <w:t>test test_extract_url_cli ... ok</w:t>
+      </w:r>
+    </w:p>
+    <w:p>
+      <w:pPr>
+        <w:spacing w:before="0" w:after="0"/>
+        <w:ind w:left="283"/>
+        <w:shd w:val="clear" w:color="auto" w:fill="F0F0F0"/>
+      </w:pPr>
+      <w:r>
+        <w:rPr>
+          <w:rFonts w:ascii="Courier New" w:hAnsi="Courier New"/>
+          <w:color w:val="202020"/>
+          <w:sz w:val="17"/>
+        </w:rPr>
+        <w:t>test test_hex_decode_cli ... ok</w:t>
+      </w:r>
+    </w:p>
+    <w:p>
+      <w:pPr>
+        <w:spacing w:before="0" w:after="0"/>
+        <w:ind w:left="283"/>
+        <w:shd w:val="clear" w:color="auto" w:fill="F0F0F0"/>
+      </w:pPr>
+      <w:r>
+        <w:rPr>
+          <w:rFonts w:ascii="Courier New" w:hAnsi="Courier New"/>
+          <w:color w:val="202020"/>
+          <w:sz w:val="17"/>
+        </w:rPr>
+        <w:t>test test_hex_decode_invalid ... ok</w:t>
+      </w:r>
+    </w:p>
+    <w:p>
+      <w:pPr>
+        <w:spacing w:before="0" w:after="0"/>
+        <w:ind w:left="283"/>
+        <w:shd w:val="clear" w:color="auto" w:fill="F0F0F0"/>
+      </w:pPr>
+      <w:r>
+        <w:rPr>
+          <w:rFonts w:ascii="Courier New" w:hAnsi="Courier New"/>
+          <w:color w:val="202020"/>
+          <w:sz w:val="17"/>
+        </w:rPr>
+        <w:t>test test_hex_encode_cli ... ok</w:t>
+      </w:r>
+    </w:p>
+    <w:p>
+      <w:pPr>
+        <w:spacing w:before="0" w:after="0"/>
+        <w:ind w:left="283"/>
+        <w:shd w:val="clear" w:color="auto" w:fill="F0F0F0"/>
+      </w:pPr>
+      <w:r>
+        <w:rPr>
+          <w:rFonts w:ascii="Courier New" w:hAnsi="Courier New"/>
+          <w:color w:val="202020"/>
+          <w:sz w:val="17"/>
+        </w:rPr>
+        <w:t>test test_md5_cli ... ok</w:t>
+      </w:r>
+    </w:p>
+    <w:p>
+      <w:pPr>
+        <w:spacing w:before="0" w:after="0"/>
+        <w:ind w:left="283"/>
+        <w:shd w:val="clear" w:color="auto" w:fill="F0F0F0"/>
+      </w:pPr>
+      <w:r>
+        <w:rPr>
+          <w:rFonts w:ascii="Courier New" w:hAnsi="Courier New"/>
+          <w:color w:val="202020"/>
+          <w:sz w:val="17"/>
+        </w:rPr>
+        <w:t>test test_reverse_cli ... ok</w:t>
+      </w:r>
+    </w:p>
+    <w:p>
+      <w:pPr>
+        <w:spacing w:before="0" w:after="0"/>
+        <w:ind w:left="283"/>
+        <w:shd w:val="clear" w:color="auto" w:fill="F0F0F0"/>
+      </w:pPr>
+      <w:r>
+        <w:rPr>
+          <w:rFonts w:ascii="Courier New" w:hAnsi="Courier New"/>
+          <w:color w:val="202020"/>
+          <w:sz w:val="17"/>
+        </w:rPr>
+        <w:t>test test_rot13_cli ... ok</w:t>
+      </w:r>
+    </w:p>
+    <w:p>
+      <w:pPr>
+        <w:spacing w:before="0" w:after="0"/>
+        <w:ind w:left="283"/>
+        <w:shd w:val="clear" w:color="auto" w:fill="F0F0F0"/>
+      </w:pPr>
+      <w:r>
+        <w:rPr>
+          <w:rFonts w:ascii="Courier New" w:hAnsi="Courier New"/>
+          <w:color w:val="202020"/>
+          <w:sz w:val="17"/>
+        </w:rPr>
+        <w:t>test test_rot13_roundtrip_cli ... ok</w:t>
+      </w:r>
+    </w:p>
+    <w:p>
+      <w:pPr>
+        <w:spacing w:before="0" w:after="0"/>
+        <w:ind w:left="283"/>
+        <w:shd w:val="clear" w:color="auto" w:fill="F0F0F0"/>
+      </w:pPr>
+      <w:r>
+        <w:rPr>
+          <w:rFonts w:ascii="Courier New" w:hAnsi="Courier New"/>
+          <w:color w:val="202020"/>
+          <w:sz w:val="17"/>
+        </w:rPr>
+        <w:t>test test_sha1_cli ... ok</w:t>
+      </w:r>
+    </w:p>
+    <w:p>
+      <w:pPr>
+        <w:spacing w:before="0" w:after="0"/>
+        <w:ind w:left="283"/>
+        <w:shd w:val="clear" w:color="auto" w:fill="F0F0F0"/>
+      </w:pPr>
+      <w:r>
+        <w:rPr>
+          <w:rFonts w:ascii="Courier New" w:hAnsi="Courier New"/>
+          <w:color w:val="202020"/>
+          <w:sz w:val="17"/>
+        </w:rPr>
+        <w:t>test test_sha256_cli ... ok</w:t>
+      </w:r>
+    </w:p>
+    <w:p>
+      <w:pPr>
+        <w:spacing w:before="0" w:after="0"/>
+        <w:ind w:left="283"/>
+        <w:shd w:val="clear" w:color="auto" w:fill="F0F0F0"/>
+      </w:pPr>
+      <w:r>
+        <w:rPr>
+          <w:rFonts w:ascii="Courier New" w:hAnsi="Courier New"/>
+          <w:color w:val="202020"/>
+          <w:sz w:val="17"/>
+        </w:rPr>
+        <w:t>test test_stats_cli ... ok</w:t>
+      </w:r>
+    </w:p>
+    <w:p>
+      <w:pPr>
+        <w:spacing w:before="0" w:after="0"/>
+        <w:ind w:left="283"/>
+        <w:shd w:val="clear" w:color="auto" w:fill="F0F0F0"/>
+      </w:pPr>
+      <w:r>
+        <w:rPr>
+          <w:rFonts w:ascii="Courier New" w:hAnsi="Courier New"/>
+          <w:color w:val="202020"/>
+          <w:sz w:val="17"/>
+        </w:rPr>
+        <w:t>test test_to_lower_cli ... ok</w:t>
+      </w:r>
+    </w:p>
+    <w:p>
+      <w:pPr>
+        <w:spacing w:before="0" w:after="0"/>
+        <w:ind w:left="283"/>
+        <w:shd w:val="clear" w:color="auto" w:fill="F0F0F0"/>
+      </w:pPr>
+      <w:r>
+        <w:rPr>
+          <w:rFonts w:ascii="Courier New" w:hAnsi="Courier New"/>
+          <w:color w:val="202020"/>
+          <w:sz w:val="17"/>
+        </w:rPr>
+        <w:t>test test_to_upper_cli ... ok</w:t>
+      </w:r>
+    </w:p>
+    <w:p>
+      <w:pPr>
+        <w:spacing w:before="0" w:after="0"/>
+        <w:ind w:left="283"/>
+        <w:shd w:val="clear" w:color="auto" w:fill="F0F0F0"/>
+      </w:pPr>
+      <w:r>
+        <w:rPr>
+          <w:rFonts w:ascii="Courier New" w:hAnsi="Courier New"/>
+          <w:color w:val="202020"/>
+          <w:sz w:val="17"/>
+        </w:rPr>
+        <w:t>test test_unknown_subcommand ... ok</w:t>
+      </w:r>
+    </w:p>
+    <w:p>
+      <w:pPr>
+        <w:spacing w:before="0" w:after="0"/>
+        <w:ind w:left="283"/>
+        <w:shd w:val="clear" w:color="auto" w:fill="F0F0F0"/>
+      </w:pPr>
+      <w:r>
+        <w:rPr>
+          <w:rFonts w:ascii="Courier New" w:hAnsi="Courier New"/>
+          <w:color w:val="202020"/>
+          <w:sz w:val="17"/>
+        </w:rPr>
+        <w:t>test test_url_decode_cli ... ok</w:t>
+      </w:r>
+    </w:p>
+    <w:p>
+      <w:pPr>
+        <w:spacing w:before="0" w:after="0"/>
+        <w:ind w:left="283"/>
+        <w:shd w:val="clear" w:color="auto" w:fill="F0F0F0"/>
+      </w:pPr>
+      <w:r>
+        <w:rPr>
+          <w:rFonts w:ascii="Courier New" w:hAnsi="Courier New"/>
+          <w:color w:val="202020"/>
+          <w:sz w:val="17"/>
+        </w:rPr>
+        <w:t>test test_url_encode_cli ... ok</w:t>
+      </w:r>
+    </w:p>
+    <w:p>
+      <w:pPr>
+        <w:spacing w:before="0" w:after="0"/>
+        <w:ind w:left="283"/>
+        <w:shd w:val="clear" w:color="auto" w:fill="F0F0F0"/>
+      </w:pPr>
+      <w:r>
+        <w:rPr>
+          <w:rFonts w:ascii="Courier New" w:hAnsi="Courier New"/>
+          <w:color w:val="202020"/>
+          <w:sz w:val="17"/>
+        </w:rPr>
+        <w:t>test test_xor_roundtrip_cli ... ok</w:t>
+      </w:r>
+    </w:p>
+    <w:p>
+      <w:pPr>
+        <w:spacing w:before="0" w:after="0"/>
+        <w:ind w:left="283"/>
+        <w:shd w:val="clear" w:color="auto" w:fill="F0F0F0"/>
+      </w:pPr>
+      <w:r>
+        <w:rPr>
+          <w:rFonts w:ascii="Courier New" w:hAnsi="Courier New"/>
+          <w:color w:val="202020"/>
+          <w:sz w:val="17"/>
+        </w:rPr>
+        <w:t>test result: ok. 27 passed; 0 failed; 0 ignored; finished in 0.02s</w:t>
+      </w:r>
+    </w:p>
+    <w:p/>
+    <w:p>
+      <w:pPr>
+        <w:pStyle w:val="Heading2"/>
+      </w:pPr>
+      <w:r>
+        <w:rPr>
+          <w:color w:val="2E86C1"/>
+        </w:rPr>
+        <w:t>7.3 cargo clippy — 0 avertissement</w:t>
+      </w:r>
+    </w:p>
+    <w:p>
+      <w:pPr>
+        <w:spacing w:before="0" w:after="0"/>
+        <w:ind w:left="283"/>
+        <w:shd w:val="clear" w:color="auto" w:fill="F0F0F0"/>
+      </w:pPr>
+      <w:r>
+        <w:rPr>
+          <w:rFonts w:ascii="Courier New" w:hAnsi="Courier New"/>
+          <w:color w:val="202020"/>
+          <w:sz w:val="17"/>
+        </w:rPr>
+        <w:t>$ cargo clippy -- -D warnings</w:t>
+      </w:r>
+    </w:p>
+    <w:p>
+      <w:pPr>
+        <w:spacing w:before="0" w:after="0"/>
+        <w:ind w:left="283"/>
+        <w:shd w:val="clear" w:color="auto" w:fill="F0F0F0"/>
+      </w:pPr>
+      <w:r>
+        <w:rPr>
+          <w:rFonts w:ascii="Courier New" w:hAnsi="Courier New"/>
+          <w:color w:val="202020"/>
+          <w:sz w:val="17"/>
+        </w:rPr>
+        <w:t xml:space="preserve">    Checking rustchef v1.0.0 (/home/cheikhmelainine/rustchef)</w:t>
+      </w:r>
+    </w:p>
+    <w:p>
+      <w:pPr>
+        <w:spacing w:before="0" w:after="0"/>
+        <w:ind w:left="283"/>
+        <w:shd w:val="clear" w:color="auto" w:fill="F0F0F0"/>
+      </w:pPr>
+      <w:r>
+        <w:rPr>
+          <w:rFonts w:ascii="Courier New" w:hAnsi="Courier New"/>
+          <w:color w:val="202020"/>
+          <w:sz w:val="17"/>
+        </w:rPr>
+        <w:t xml:space="preserve">    Finished `dev` profile [unoptimized + debuginfo] target(s) in 0.12s</w:t>
+      </w:r>
+    </w:p>
+    <w:p>
+      <w:pPr>
+        <w:spacing w:before="0" w:after="0"/>
+        <w:ind w:left="283"/>
+        <w:shd w:val="clear" w:color="auto" w:fill="F0F0F0"/>
+      </w:pPr>
+      <w:r>
+        <w:rPr>
+          <w:rFonts w:ascii="Courier New" w:hAnsi="Courier New"/>
+          <w:color w:val="202020"/>
+          <w:sz w:val="17"/>
+        </w:rPr>
+        <w:t xml:space="preserve"> </w:t>
+      </w:r>
+    </w:p>
+    <w:p>
+      <w:pPr>
+        <w:spacing w:before="0" w:after="0"/>
+        <w:ind w:left="283"/>
+        <w:shd w:val="clear" w:color="auto" w:fill="F0F0F0"/>
+      </w:pPr>
+      <w:r>
+        <w:rPr>
+          <w:rFonts w:ascii="Courier New" w:hAnsi="Courier New"/>
+          <w:color w:val="202020"/>
+          <w:sz w:val="17"/>
+        </w:rPr>
+        <w:t>=&gt; Aucun avertissement. Code conforme aux standards Rust.</w:t>
+      </w:r>
+    </w:p>
+    <w:p/>
+    <w:p>
+      <w:pPr>
+        <w:pStyle w:val="Heading2"/>
+      </w:pPr>
+      <w:r>
+        <w:rPr>
+          <w:color w:val="2E86C1"/>
+        </w:rPr>
+        <w:t>7.4 Aide intégrée (--help)</w:t>
+      </w:r>
+    </w:p>
+    <w:p>
+      <w:pPr>
+        <w:spacing w:before="0" w:after="0"/>
+        <w:ind w:left="283"/>
+        <w:shd w:val="clear" w:color="auto" w:fill="F0F0F0"/>
+      </w:pPr>
+      <w:r>
+        <w:rPr>
+          <w:rFonts w:ascii="Courier New" w:hAnsi="Courier New"/>
+          <w:color w:val="202020"/>
+          <w:sz w:val="17"/>
+        </w:rPr>
+        <w:t>$ rustchef --help</w:t>
+      </w:r>
+    </w:p>
+    <w:p>
+      <w:pPr>
+        <w:spacing w:before="0" w:after="0"/>
+        <w:ind w:left="283"/>
+        <w:shd w:val="clear" w:color="auto" w:fill="F0F0F0"/>
+      </w:pPr>
+      <w:r>
+        <w:rPr>
+          <w:rFonts w:ascii="Courier New" w:hAnsi="Courier New"/>
+          <w:color w:val="202020"/>
+          <w:sz w:val="17"/>
+        </w:rPr>
+        <w:t>RustChef provides 20+ data transformation operations from the terminal.</w:t>
+      </w:r>
+    </w:p>
+    <w:p>
+      <w:pPr>
+        <w:spacing w:before="0" w:after="0"/>
+        <w:ind w:left="283"/>
+        <w:shd w:val="clear" w:color="auto" w:fill="F0F0F0"/>
+      </w:pPr>
+      <w:r>
+        <w:rPr>
+          <w:rFonts w:ascii="Courier New" w:hAnsi="Courier New"/>
+          <w:color w:val="202020"/>
+          <w:sz w:val="17"/>
+        </w:rPr>
+        <w:t>Input is read from --input flag or stdin if not provided.</w:t>
+      </w:r>
+    </w:p>
+    <w:p>
+      <w:pPr>
+        <w:spacing w:before="0" w:after="0"/>
+        <w:ind w:left="283"/>
+        <w:shd w:val="clear" w:color="auto" w:fill="F0F0F0"/>
+      </w:pPr>
+      <w:r>
+        <w:rPr>
+          <w:rFonts w:ascii="Courier New" w:hAnsi="Courier New"/>
+          <w:color w:val="202020"/>
+          <w:sz w:val="17"/>
+        </w:rPr>
+        <w:t xml:space="preserve"> </w:t>
+      </w:r>
+    </w:p>
+    <w:p>
+      <w:pPr>
+        <w:spacing w:before="0" w:after="0"/>
+        <w:ind w:left="283"/>
+        <w:shd w:val="clear" w:color="auto" w:fill="F0F0F0"/>
+      </w:pPr>
+      <w:r>
+        <w:rPr>
+          <w:rFonts w:ascii="Courier New" w:hAnsi="Courier New"/>
+          <w:color w:val="202020"/>
+          <w:sz w:val="17"/>
+        </w:rPr>
+        <w:t>Usage: rustchef &lt;COMMAND&gt;</w:t>
+      </w:r>
+    </w:p>
+    <w:p>
+      <w:pPr>
+        <w:spacing w:before="0" w:after="0"/>
+        <w:ind w:left="283"/>
+        <w:shd w:val="clear" w:color="auto" w:fill="F0F0F0"/>
+      </w:pPr>
+      <w:r>
+        <w:rPr>
+          <w:rFonts w:ascii="Courier New" w:hAnsi="Courier New"/>
+          <w:color w:val="202020"/>
+          <w:sz w:val="17"/>
+        </w:rPr>
+        <w:t xml:space="preserve"> </w:t>
+      </w:r>
+    </w:p>
+    <w:p>
+      <w:pPr>
+        <w:spacing w:before="0" w:after="0"/>
+        <w:ind w:left="283"/>
+        <w:shd w:val="clear" w:color="auto" w:fill="F0F0F0"/>
+      </w:pPr>
+      <w:r>
+        <w:rPr>
+          <w:rFonts w:ascii="Courier New" w:hAnsi="Courier New"/>
+          <w:color w:val="202020"/>
+          <w:sz w:val="17"/>
+        </w:rPr>
+        <w:t>Commands:</w:t>
+      </w:r>
+    </w:p>
+    <w:p>
+      <w:pPr>
+        <w:spacing w:before="0" w:after="0"/>
+        <w:ind w:left="283"/>
+        <w:shd w:val="clear" w:color="auto" w:fill="F0F0F0"/>
+      </w:pPr>
+      <w:r>
+        <w:rPr>
+          <w:rFonts w:ascii="Courier New" w:hAnsi="Courier New"/>
+          <w:color w:val="202020"/>
+          <w:sz w:val="17"/>
+        </w:rPr>
+        <w:t xml:space="preserve">  base64-encode   Encode input to Base64</w:t>
+      </w:r>
+    </w:p>
+    <w:p>
+      <w:pPr>
+        <w:spacing w:before="0" w:after="0"/>
+        <w:ind w:left="283"/>
+        <w:shd w:val="clear" w:color="auto" w:fill="F0F0F0"/>
+      </w:pPr>
+      <w:r>
+        <w:rPr>
+          <w:rFonts w:ascii="Courier New" w:hAnsi="Courier New"/>
+          <w:color w:val="202020"/>
+          <w:sz w:val="17"/>
+        </w:rPr>
+        <w:t xml:space="preserve">  base64-decode   Decode Base64 input</w:t>
+      </w:r>
+    </w:p>
+    <w:p>
+      <w:pPr>
+        <w:spacing w:before="0" w:after="0"/>
+        <w:ind w:left="283"/>
+        <w:shd w:val="clear" w:color="auto" w:fill="F0F0F0"/>
+      </w:pPr>
+      <w:r>
+        <w:rPr>
+          <w:rFonts w:ascii="Courier New" w:hAnsi="Courier New"/>
+          <w:color w:val="202020"/>
+          <w:sz w:val="17"/>
+        </w:rPr>
+        <w:t xml:space="preserve">  hex-encode      Encode input to hexadecimal</w:t>
+      </w:r>
+    </w:p>
+    <w:p>
+      <w:pPr>
+        <w:spacing w:before="0" w:after="0"/>
+        <w:ind w:left="283"/>
+        <w:shd w:val="clear" w:color="auto" w:fill="F0F0F0"/>
+      </w:pPr>
+      <w:r>
+        <w:rPr>
+          <w:rFonts w:ascii="Courier New" w:hAnsi="Courier New"/>
+          <w:color w:val="202020"/>
+          <w:sz w:val="17"/>
+        </w:rPr>
+        <w:t xml:space="preserve">  hex-decode      Decode hexadecimal input to string</w:t>
+      </w:r>
+    </w:p>
+    <w:p>
+      <w:pPr>
+        <w:spacing w:before="0" w:after="0"/>
+        <w:ind w:left="283"/>
+        <w:shd w:val="clear" w:color="auto" w:fill="F0F0F0"/>
+      </w:pPr>
+      <w:r>
+        <w:rPr>
+          <w:rFonts w:ascii="Courier New" w:hAnsi="Courier New"/>
+          <w:color w:val="202020"/>
+          <w:sz w:val="17"/>
+        </w:rPr>
+        <w:t xml:space="preserve">  url-encode      URL-encode input (percent-encoding)</w:t>
+      </w:r>
+    </w:p>
+    <w:p>
+      <w:pPr>
+        <w:spacing w:before="0" w:after="0"/>
+        <w:ind w:left="283"/>
+        <w:shd w:val="clear" w:color="auto" w:fill="F0F0F0"/>
+      </w:pPr>
+      <w:r>
+        <w:rPr>
+          <w:rFonts w:ascii="Courier New" w:hAnsi="Courier New"/>
+          <w:color w:val="202020"/>
+          <w:sz w:val="17"/>
+        </w:rPr>
+        <w:t xml:space="preserve">  url-decode      URL-decode (percent-decode) input</w:t>
+      </w:r>
+    </w:p>
+    <w:p>
+      <w:pPr>
+        <w:spacing w:before="0" w:after="0"/>
+        <w:ind w:left="283"/>
+        <w:shd w:val="clear" w:color="auto" w:fill="F0F0F0"/>
+      </w:pPr>
+      <w:r>
+        <w:rPr>
+          <w:rFonts w:ascii="Courier New" w:hAnsi="Courier New"/>
+          <w:color w:val="202020"/>
+          <w:sz w:val="17"/>
+        </w:rPr>
+        <w:t xml:space="preserve">  rot13           Apply ROT13 substitution cipher</w:t>
+      </w:r>
+    </w:p>
+    <w:p>
+      <w:pPr>
+        <w:spacing w:before="0" w:after="0"/>
+        <w:ind w:left="283"/>
+        <w:shd w:val="clear" w:color="auto" w:fill="F0F0F0"/>
+      </w:pPr>
+      <w:r>
+        <w:rPr>
+          <w:rFonts w:ascii="Courier New" w:hAnsi="Courier New"/>
+          <w:color w:val="202020"/>
+          <w:sz w:val="17"/>
+        </w:rPr>
+        <w:t xml:space="preserve">  binary-encode   Encode input to binary (space-separated 8-bit groups)</w:t>
+      </w:r>
+    </w:p>
+    <w:p>
+      <w:pPr>
+        <w:spacing w:before="0" w:after="0"/>
+        <w:ind w:left="283"/>
+        <w:shd w:val="clear" w:color="auto" w:fill="F0F0F0"/>
+      </w:pPr>
+      <w:r>
+        <w:rPr>
+          <w:rFonts w:ascii="Courier New" w:hAnsi="Courier New"/>
+          <w:color w:val="202020"/>
+          <w:sz w:val="17"/>
+        </w:rPr>
+        <w:t xml:space="preserve">  binary-decode   Decode binary (space-separated 8-bit groups) to string</w:t>
+      </w:r>
+    </w:p>
+    <w:p>
+      <w:pPr>
+        <w:spacing w:before="0" w:after="0"/>
+        <w:ind w:left="283"/>
+        <w:shd w:val="clear" w:color="auto" w:fill="F0F0F0"/>
+      </w:pPr>
+      <w:r>
+        <w:rPr>
+          <w:rFonts w:ascii="Courier New" w:hAnsi="Courier New"/>
+          <w:color w:val="202020"/>
+          <w:sz w:val="17"/>
+        </w:rPr>
+        <w:t xml:space="preserve">  reverse         Reverse the input string</w:t>
+      </w:r>
+    </w:p>
+    <w:p>
+      <w:pPr>
+        <w:spacing w:before="0" w:after="0"/>
+        <w:ind w:left="283"/>
+        <w:shd w:val="clear" w:color="auto" w:fill="F0F0F0"/>
+      </w:pPr>
+      <w:r>
+        <w:rPr>
+          <w:rFonts w:ascii="Courier New" w:hAnsi="Courier New"/>
+          <w:color w:val="202020"/>
+          <w:sz w:val="17"/>
+        </w:rPr>
+        <w:t xml:space="preserve">  to-upper        Convert input to UPPERCASE</w:t>
+      </w:r>
+    </w:p>
+    <w:p>
+      <w:pPr>
+        <w:spacing w:before="0" w:after="0"/>
+        <w:ind w:left="283"/>
+        <w:shd w:val="clear" w:color="auto" w:fill="F0F0F0"/>
+      </w:pPr>
+      <w:r>
+        <w:rPr>
+          <w:rFonts w:ascii="Courier New" w:hAnsi="Courier New"/>
+          <w:color w:val="202020"/>
+          <w:sz w:val="17"/>
+        </w:rPr>
+        <w:t xml:space="preserve">  to-lower        Convert input to lowercase</w:t>
+      </w:r>
+    </w:p>
+    <w:p>
+      <w:pPr>
+        <w:spacing w:before="0" w:after="0"/>
+        <w:ind w:left="283"/>
+        <w:shd w:val="clear" w:color="auto" w:fill="F0F0F0"/>
+      </w:pPr>
+      <w:r>
+        <w:rPr>
+          <w:rFonts w:ascii="Courier New" w:hAnsi="Courier New"/>
+          <w:color w:val="202020"/>
+          <w:sz w:val="17"/>
+        </w:rPr>
+        <w:t xml:space="preserve">  md5             Compute MD5 hash of input</w:t>
+      </w:r>
+    </w:p>
+    <w:p>
+      <w:pPr>
+        <w:spacing w:before="0" w:after="0"/>
+        <w:ind w:left="283"/>
+        <w:shd w:val="clear" w:color="auto" w:fill="F0F0F0"/>
+      </w:pPr>
+      <w:r>
+        <w:rPr>
+          <w:rFonts w:ascii="Courier New" w:hAnsi="Courier New"/>
+          <w:color w:val="202020"/>
+          <w:sz w:val="17"/>
+        </w:rPr>
+        <w:t xml:space="preserve">  sha1            Compute SHA-1 hash of input</w:t>
+      </w:r>
+    </w:p>
+    <w:p>
+      <w:pPr>
+        <w:spacing w:before="0" w:after="0"/>
+        <w:ind w:left="283"/>
+        <w:shd w:val="clear" w:color="auto" w:fill="F0F0F0"/>
+      </w:pPr>
+      <w:r>
+        <w:rPr>
+          <w:rFonts w:ascii="Courier New" w:hAnsi="Courier New"/>
+          <w:color w:val="202020"/>
+          <w:sz w:val="17"/>
+        </w:rPr>
+        <w:t xml:space="preserve">  sha256          Compute SHA-256 hash of input</w:t>
+      </w:r>
+    </w:p>
+    <w:p>
+      <w:pPr>
+        <w:spacing w:before="0" w:after="0"/>
+        <w:ind w:left="283"/>
+        <w:shd w:val="clear" w:color="auto" w:fill="F0F0F0"/>
+      </w:pPr>
+      <w:r>
+        <w:rPr>
+          <w:rFonts w:ascii="Courier New" w:hAnsi="Courier New"/>
+          <w:color w:val="202020"/>
+          <w:sz w:val="17"/>
+        </w:rPr>
+        <w:t xml:space="preserve">  xor             XOR input with a key (output: hex-encoded)</w:t>
+      </w:r>
+    </w:p>
+    <w:p>
+      <w:pPr>
+        <w:spacing w:before="0" w:after="0"/>
+        <w:ind w:left="283"/>
+        <w:shd w:val="clear" w:color="auto" w:fill="F0F0F0"/>
+      </w:pPr>
+      <w:r>
+        <w:rPr>
+          <w:rFonts w:ascii="Courier New" w:hAnsi="Courier New"/>
+          <w:color w:val="202020"/>
+          <w:sz w:val="17"/>
+        </w:rPr>
+        <w:t xml:space="preserve">  xor-decode      XOR-decode hex input with a key (output: plaintext)</w:t>
+      </w:r>
+    </w:p>
+    <w:p>
+      <w:pPr>
+        <w:spacing w:before="0" w:after="0"/>
+        <w:ind w:left="283"/>
+        <w:shd w:val="clear" w:color="auto" w:fill="F0F0F0"/>
+      </w:pPr>
+      <w:r>
+        <w:rPr>
+          <w:rFonts w:ascii="Courier New" w:hAnsi="Courier New"/>
+          <w:color w:val="202020"/>
+          <w:sz w:val="17"/>
+        </w:rPr>
+        <w:t xml:space="preserve">  extract-ip      Extract all IPv4 addresses from input</w:t>
+      </w:r>
+    </w:p>
+    <w:p>
+      <w:pPr>
+        <w:spacing w:before="0" w:after="0"/>
+        <w:ind w:left="283"/>
+        <w:shd w:val="clear" w:color="auto" w:fill="F0F0F0"/>
+      </w:pPr>
+      <w:r>
+        <w:rPr>
+          <w:rFonts w:ascii="Courier New" w:hAnsi="Courier New"/>
+          <w:color w:val="202020"/>
+          <w:sz w:val="17"/>
+        </w:rPr>
+        <w:t xml:space="preserve">  extract-url     Extract all URLs from input</w:t>
+      </w:r>
+    </w:p>
+    <w:p>
+      <w:pPr>
+        <w:spacing w:before="0" w:after="0"/>
+        <w:ind w:left="283"/>
+        <w:shd w:val="clear" w:color="auto" w:fill="F0F0F0"/>
+      </w:pPr>
+      <w:r>
+        <w:rPr>
+          <w:rFonts w:ascii="Courier New" w:hAnsi="Courier New"/>
+          <w:color w:val="202020"/>
+          <w:sz w:val="17"/>
+        </w:rPr>
+        <w:t xml:space="preserve">  extract-email   Extract all email addresses from input</w:t>
+      </w:r>
+    </w:p>
+    <w:p>
+      <w:pPr>
+        <w:spacing w:before="0" w:after="0"/>
+        <w:ind w:left="283"/>
+        <w:shd w:val="clear" w:color="auto" w:fill="F0F0F0"/>
+      </w:pPr>
+      <w:r>
+        <w:rPr>
+          <w:rFonts w:ascii="Courier New" w:hAnsi="Courier New"/>
+          <w:color w:val="202020"/>
+          <w:sz w:val="17"/>
+        </w:rPr>
+        <w:t xml:space="preserve">  extract-domain  Extract all domain names from input</w:t>
+      </w:r>
+    </w:p>
+    <w:p>
+      <w:pPr>
+        <w:spacing w:before="0" w:after="0"/>
+        <w:ind w:left="283"/>
+        <w:shd w:val="clear" w:color="auto" w:fill="F0F0F0"/>
+      </w:pPr>
+      <w:r>
+        <w:rPr>
+          <w:rFonts w:ascii="Courier New" w:hAnsi="Courier New"/>
+          <w:color w:val="202020"/>
+          <w:sz w:val="17"/>
+        </w:rPr>
+        <w:t xml:space="preserve">  stats           Show text statistics (chars, words, lines, unique chars)</w:t>
+      </w:r>
+    </w:p>
+    <w:p>
+      <w:pPr>
+        <w:spacing w:before="0" w:after="0"/>
+        <w:ind w:left="283"/>
+        <w:shd w:val="clear" w:color="auto" w:fill="F0F0F0"/>
+      </w:pPr>
+      <w:r>
+        <w:rPr>
+          <w:rFonts w:ascii="Courier New" w:hAnsi="Courier New"/>
+          <w:color w:val="202020"/>
+          <w:sz w:val="17"/>
+        </w:rPr>
+        <w:t xml:space="preserve">  entropy         Calculate Shannon entropy of input (bits per byte)</w:t>
+      </w:r>
+    </w:p>
+    <w:p>
+      <w:pPr>
+        <w:spacing w:before="0" w:after="0"/>
+        <w:ind w:left="283"/>
+        <w:shd w:val="clear" w:color="auto" w:fill="F0F0F0"/>
+      </w:pPr>
+      <w:r>
+        <w:rPr>
+          <w:rFonts w:ascii="Courier New" w:hAnsi="Courier New"/>
+          <w:color w:val="202020"/>
+          <w:sz w:val="17"/>
+        </w:rPr>
+        <w:t xml:space="preserve">  char-freq       Show character frequency table</w:t>
+      </w:r>
+    </w:p>
+    <w:p>
+      <w:pPr>
+        <w:spacing w:before="0" w:after="0"/>
+        <w:ind w:left="283"/>
+        <w:shd w:val="clear" w:color="auto" w:fill="F0F0F0"/>
+      </w:pPr>
+      <w:r>
+        <w:rPr>
+          <w:rFonts w:ascii="Courier New" w:hAnsi="Courier New"/>
+          <w:color w:val="202020"/>
+          <w:sz w:val="17"/>
+        </w:rPr>
+        <w:t xml:space="preserve">  help            Print this message or the help of the given subcommand(s)</w:t>
+      </w:r>
+    </w:p>
+    <w:p/>
+    <w:p>
+      <w:pPr>
+        <w:pStyle w:val="Heading2"/>
+      </w:pPr>
+      <w:r>
+        <w:rPr>
+          <w:color w:val="2E86C1"/>
+        </w:rPr>
+        <w:t>7.5 Encodage / Décodage</w:t>
+      </w:r>
+    </w:p>
+    <w:p>
+      <w:pPr>
+        <w:spacing w:before="0" w:after="0"/>
+        <w:ind w:left="283"/>
+        <w:shd w:val="clear" w:color="auto" w:fill="F0F0F0"/>
+      </w:pPr>
+      <w:r>
+        <w:rPr>
+          <w:rFonts w:ascii="Courier New" w:hAnsi="Courier New"/>
+          <w:color w:val="202020"/>
+          <w:sz w:val="17"/>
+        </w:rPr>
+        <w:t>$ rustchef base64-encode --input 'Hello, RustChef!'</w:t>
+      </w:r>
+    </w:p>
+    <w:p>
+      <w:pPr>
+        <w:spacing w:before="0" w:after="0"/>
+        <w:ind w:left="283"/>
+        <w:shd w:val="clear" w:color="auto" w:fill="F0F0F0"/>
+      </w:pPr>
+      <w:r>
+        <w:rPr>
+          <w:rFonts w:ascii="Courier New" w:hAnsi="Courier New"/>
+          <w:color w:val="202020"/>
+          <w:sz w:val="17"/>
+        </w:rPr>
+        <w:t>SGVsbG8sIFJ1c3RDaGVmIQ==</w:t>
+      </w:r>
+    </w:p>
+    <w:p>
+      <w:pPr>
+        <w:spacing w:before="0" w:after="0"/>
+        <w:ind w:left="283"/>
+        <w:shd w:val="clear" w:color="auto" w:fill="F0F0F0"/>
+      </w:pPr>
+      <w:r>
+        <w:rPr>
+          <w:rFonts w:ascii="Courier New" w:hAnsi="Courier New"/>
+          <w:color w:val="202020"/>
+          <w:sz w:val="17"/>
+        </w:rPr>
+        <w:t xml:space="preserve"> </w:t>
+      </w:r>
+    </w:p>
+    <w:p>
+      <w:pPr>
+        <w:spacing w:before="0" w:after="0"/>
+        <w:ind w:left="283"/>
+        <w:shd w:val="clear" w:color="auto" w:fill="F0F0F0"/>
+      </w:pPr>
+      <w:r>
+        <w:rPr>
+          <w:rFonts w:ascii="Courier New" w:hAnsi="Courier New"/>
+          <w:color w:val="202020"/>
+          <w:sz w:val="17"/>
+        </w:rPr>
+        <w:t>$ rustchef base64-decode --input 'SGVsbG8sIFJ1c3RDaGVmIQ=='</w:t>
+      </w:r>
+    </w:p>
+    <w:p>
+      <w:pPr>
+        <w:spacing w:before="0" w:after="0"/>
+        <w:ind w:left="283"/>
+        <w:shd w:val="clear" w:color="auto" w:fill="F0F0F0"/>
+      </w:pPr>
+      <w:r>
+        <w:rPr>
+          <w:rFonts w:ascii="Courier New" w:hAnsi="Courier New"/>
+          <w:color w:val="202020"/>
+          <w:sz w:val="17"/>
+        </w:rPr>
+        <w:t>Hello, RustChef!</w:t>
+      </w:r>
+    </w:p>
+    <w:p>
+      <w:pPr>
+        <w:spacing w:before="0" w:after="0"/>
+        <w:ind w:left="283"/>
+        <w:shd w:val="clear" w:color="auto" w:fill="F0F0F0"/>
+      </w:pPr>
+      <w:r>
+        <w:rPr>
+          <w:rFonts w:ascii="Courier New" w:hAnsi="Courier New"/>
+          <w:color w:val="202020"/>
+          <w:sz w:val="17"/>
+        </w:rPr>
+        <w:t xml:space="preserve"> </w:t>
+      </w:r>
+    </w:p>
+    <w:p>
+      <w:pPr>
+        <w:spacing w:before="0" w:after="0"/>
+        <w:ind w:left="283"/>
+        <w:shd w:val="clear" w:color="auto" w:fill="F0F0F0"/>
+      </w:pPr>
+      <w:r>
+        <w:rPr>
+          <w:rFonts w:ascii="Courier New" w:hAnsi="Courier New"/>
+          <w:color w:val="202020"/>
+          <w:sz w:val="17"/>
+        </w:rPr>
+        <w:t>$ rustchef hex-encode --input 'RustChef'</w:t>
+      </w:r>
+    </w:p>
+    <w:p>
+      <w:pPr>
+        <w:spacing w:before="0" w:after="0"/>
+        <w:ind w:left="283"/>
+        <w:shd w:val="clear" w:color="auto" w:fill="F0F0F0"/>
+      </w:pPr>
+      <w:r>
+        <w:rPr>
+          <w:rFonts w:ascii="Courier New" w:hAnsi="Courier New"/>
+          <w:color w:val="202020"/>
+          <w:sz w:val="17"/>
+        </w:rPr>
+        <w:t>5275737443686566</w:t>
+      </w:r>
+    </w:p>
+    <w:p>
+      <w:pPr>
+        <w:spacing w:before="0" w:after="0"/>
+        <w:ind w:left="283"/>
+        <w:shd w:val="clear" w:color="auto" w:fill="F0F0F0"/>
+      </w:pPr>
+      <w:r>
+        <w:rPr>
+          <w:rFonts w:ascii="Courier New" w:hAnsi="Courier New"/>
+          <w:color w:val="202020"/>
+          <w:sz w:val="17"/>
+        </w:rPr>
+        <w:t xml:space="preserve"> </w:t>
+      </w:r>
+    </w:p>
+    <w:p>
+      <w:pPr>
+        <w:spacing w:before="0" w:after="0"/>
+        <w:ind w:left="283"/>
+        <w:shd w:val="clear" w:color="auto" w:fill="F0F0F0"/>
+      </w:pPr>
+      <w:r>
+        <w:rPr>
+          <w:rFonts w:ascii="Courier New" w:hAnsi="Courier New"/>
+          <w:color w:val="202020"/>
+          <w:sz w:val="17"/>
+        </w:rPr>
+        <w:t>$ rustchef hex-decode --input '5275737443686566'</w:t>
+      </w:r>
+    </w:p>
+    <w:p>
+      <w:pPr>
+        <w:spacing w:before="0" w:after="0"/>
+        <w:ind w:left="283"/>
+        <w:shd w:val="clear" w:color="auto" w:fill="F0F0F0"/>
+      </w:pPr>
+      <w:r>
+        <w:rPr>
+          <w:rFonts w:ascii="Courier New" w:hAnsi="Courier New"/>
+          <w:color w:val="202020"/>
+          <w:sz w:val="17"/>
+        </w:rPr>
+        <w:t>RustChef</w:t>
+      </w:r>
+    </w:p>
+    <w:p>
+      <w:pPr>
+        <w:spacing w:before="0" w:after="0"/>
+        <w:ind w:left="283"/>
+        <w:shd w:val="clear" w:color="auto" w:fill="F0F0F0"/>
+      </w:pPr>
+      <w:r>
+        <w:rPr>
+          <w:rFonts w:ascii="Courier New" w:hAnsi="Courier New"/>
+          <w:color w:val="202020"/>
+          <w:sz w:val="17"/>
+        </w:rPr>
+        <w:t xml:space="preserve"> </w:t>
+      </w:r>
+    </w:p>
+    <w:p>
+      <w:pPr>
+        <w:spacing w:before="0" w:after="0"/>
+        <w:ind w:left="283"/>
+        <w:shd w:val="clear" w:color="auto" w:fill="F0F0F0"/>
+      </w:pPr>
+      <w:r>
+        <w:rPr>
+          <w:rFonts w:ascii="Courier New" w:hAnsi="Courier New"/>
+          <w:color w:val="202020"/>
+          <w:sz w:val="17"/>
+        </w:rPr>
+        <w:t>$ rustchef url-encode --input 'hello world &amp; foo=bar'</w:t>
+      </w:r>
+    </w:p>
+    <w:p>
+      <w:pPr>
+        <w:spacing w:before="0" w:after="0"/>
+        <w:ind w:left="283"/>
+        <w:shd w:val="clear" w:color="auto" w:fill="F0F0F0"/>
+      </w:pPr>
+      <w:r>
+        <w:rPr>
+          <w:rFonts w:ascii="Courier New" w:hAnsi="Courier New"/>
+          <w:color w:val="202020"/>
+          <w:sz w:val="17"/>
+        </w:rPr>
+        <w:t>hello%20world%20%26%20foo%3Dbar</w:t>
+      </w:r>
+    </w:p>
+    <w:p>
+      <w:pPr>
+        <w:spacing w:before="0" w:after="0"/>
+        <w:ind w:left="283"/>
+        <w:shd w:val="clear" w:color="auto" w:fill="F0F0F0"/>
+      </w:pPr>
+      <w:r>
+        <w:rPr>
+          <w:rFonts w:ascii="Courier New" w:hAnsi="Courier New"/>
+          <w:color w:val="202020"/>
+          <w:sz w:val="17"/>
+        </w:rPr>
+        <w:t xml:space="preserve"> </w:t>
+      </w:r>
+    </w:p>
+    <w:p>
+      <w:pPr>
+        <w:spacing w:before="0" w:after="0"/>
+        <w:ind w:left="283"/>
+        <w:shd w:val="clear" w:color="auto" w:fill="F0F0F0"/>
+      </w:pPr>
+      <w:r>
+        <w:rPr>
+          <w:rFonts w:ascii="Courier New" w:hAnsi="Courier New"/>
+          <w:color w:val="202020"/>
+          <w:sz w:val="17"/>
+        </w:rPr>
+        <w:t>$ rustchef url-decode --input 'hello%20world%20%26%20foo%3Dbar'</w:t>
+      </w:r>
+    </w:p>
+    <w:p>
+      <w:pPr>
+        <w:spacing w:before="0" w:after="0"/>
+        <w:ind w:left="283"/>
+        <w:shd w:val="clear" w:color="auto" w:fill="F0F0F0"/>
+      </w:pPr>
+      <w:r>
+        <w:rPr>
+          <w:rFonts w:ascii="Courier New" w:hAnsi="Courier New"/>
+          <w:color w:val="202020"/>
+          <w:sz w:val="17"/>
+        </w:rPr>
+        <w:t>hello world &amp; foo=bar</w:t>
+      </w:r>
+    </w:p>
+    <w:p>
+      <w:pPr>
+        <w:spacing w:before="0" w:after="0"/>
+        <w:ind w:left="283"/>
+        <w:shd w:val="clear" w:color="auto" w:fill="F0F0F0"/>
+      </w:pPr>
+      <w:r>
+        <w:rPr>
+          <w:rFonts w:ascii="Courier New" w:hAnsi="Courier New"/>
+          <w:color w:val="202020"/>
+          <w:sz w:val="17"/>
+        </w:rPr>
+        <w:t xml:space="preserve"> </w:t>
+      </w:r>
+    </w:p>
+    <w:p>
+      <w:pPr>
+        <w:spacing w:before="0" w:after="0"/>
+        <w:ind w:left="283"/>
+        <w:shd w:val="clear" w:color="auto" w:fill="F0F0F0"/>
+      </w:pPr>
+      <w:r>
+        <w:rPr>
+          <w:rFonts w:ascii="Courier New" w:hAnsi="Courier New"/>
+          <w:color w:val="202020"/>
+          <w:sz w:val="17"/>
+        </w:rPr>
+        <w:t>$ rustchef rot13 --input 'Hello World'</w:t>
+      </w:r>
+    </w:p>
+    <w:p>
+      <w:pPr>
+        <w:spacing w:before="0" w:after="0"/>
+        <w:ind w:left="283"/>
+        <w:shd w:val="clear" w:color="auto" w:fill="F0F0F0"/>
+      </w:pPr>
+      <w:r>
+        <w:rPr>
+          <w:rFonts w:ascii="Courier New" w:hAnsi="Courier New"/>
+          <w:color w:val="202020"/>
+          <w:sz w:val="17"/>
+        </w:rPr>
+        <w:t>Uryyb Jbeyq</w:t>
+      </w:r>
+    </w:p>
+    <w:p>
+      <w:pPr>
+        <w:spacing w:before="0" w:after="0"/>
+        <w:ind w:left="283"/>
+        <w:shd w:val="clear" w:color="auto" w:fill="F0F0F0"/>
+      </w:pPr>
+      <w:r>
+        <w:rPr>
+          <w:rFonts w:ascii="Courier New" w:hAnsi="Courier New"/>
+          <w:color w:val="202020"/>
+          <w:sz w:val="17"/>
+        </w:rPr>
+        <w:t>$ rustchef rot13 --input 'Uryyb Jbeyq'   # roundtrip</w:t>
+      </w:r>
+    </w:p>
+    <w:p>
+      <w:pPr>
+        <w:spacing w:before="0" w:after="0"/>
+        <w:ind w:left="283"/>
+        <w:shd w:val="clear" w:color="auto" w:fill="F0F0F0"/>
+      </w:pPr>
+      <w:r>
+        <w:rPr>
+          <w:rFonts w:ascii="Courier New" w:hAnsi="Courier New"/>
+          <w:color w:val="202020"/>
+          <w:sz w:val="17"/>
+        </w:rPr>
+        <w:t>Hello World</w:t>
+      </w:r>
+    </w:p>
+    <w:p>
+      <w:pPr>
+        <w:spacing w:before="0" w:after="0"/>
+        <w:ind w:left="283"/>
+        <w:shd w:val="clear" w:color="auto" w:fill="F0F0F0"/>
+      </w:pPr>
+      <w:r>
+        <w:rPr>
+          <w:rFonts w:ascii="Courier New" w:hAnsi="Courier New"/>
+          <w:color w:val="202020"/>
+          <w:sz w:val="17"/>
+        </w:rPr>
+        <w:t xml:space="preserve"> </w:t>
+      </w:r>
+    </w:p>
+    <w:p>
+      <w:pPr>
+        <w:spacing w:before="0" w:after="0"/>
+        <w:ind w:left="283"/>
+        <w:shd w:val="clear" w:color="auto" w:fill="F0F0F0"/>
+      </w:pPr>
+      <w:r>
+        <w:rPr>
+          <w:rFonts w:ascii="Courier New" w:hAnsi="Courier New"/>
+          <w:color w:val="202020"/>
+          <w:sz w:val="17"/>
+        </w:rPr>
+        <w:t>$ rustchef binary-encode --input 'Hi'</w:t>
+      </w:r>
+    </w:p>
+    <w:p>
+      <w:pPr>
+        <w:spacing w:before="0" w:after="0"/>
+        <w:ind w:left="283"/>
+        <w:shd w:val="clear" w:color="auto" w:fill="F0F0F0"/>
+      </w:pPr>
+      <w:r>
+        <w:rPr>
+          <w:rFonts w:ascii="Courier New" w:hAnsi="Courier New"/>
+          <w:color w:val="202020"/>
+          <w:sz w:val="17"/>
+        </w:rPr>
+        <w:t>01001000 01101001</w:t>
+      </w:r>
+    </w:p>
+    <w:p>
+      <w:pPr>
+        <w:spacing w:before="0" w:after="0"/>
+        <w:ind w:left="283"/>
+        <w:shd w:val="clear" w:color="auto" w:fill="F0F0F0"/>
+      </w:pPr>
+      <w:r>
+        <w:rPr>
+          <w:rFonts w:ascii="Courier New" w:hAnsi="Courier New"/>
+          <w:color w:val="202020"/>
+          <w:sz w:val="17"/>
+        </w:rPr>
+        <w:t>$ rustchef binary-decode --input '01001000 01101001'</w:t>
+      </w:r>
+    </w:p>
+    <w:p>
+      <w:pPr>
+        <w:spacing w:before="0" w:after="0"/>
+        <w:ind w:left="283"/>
+        <w:shd w:val="clear" w:color="auto" w:fill="F0F0F0"/>
+      </w:pPr>
+      <w:r>
+        <w:rPr>
+          <w:rFonts w:ascii="Courier New" w:hAnsi="Courier New"/>
+          <w:color w:val="202020"/>
+          <w:sz w:val="17"/>
+        </w:rPr>
+        <w:t>Hi</w:t>
+      </w:r>
+    </w:p>
+    <w:p>
+      <w:pPr>
+        <w:spacing w:before="0" w:after="0"/>
+        <w:ind w:left="283"/>
+        <w:shd w:val="clear" w:color="auto" w:fill="F0F0F0"/>
+      </w:pPr>
+      <w:r>
+        <w:rPr>
+          <w:rFonts w:ascii="Courier New" w:hAnsi="Courier New"/>
+          <w:color w:val="202020"/>
+          <w:sz w:val="17"/>
+        </w:rPr>
+        <w:t xml:space="preserve"> </w:t>
+      </w:r>
+    </w:p>
+    <w:p>
+      <w:pPr>
+        <w:spacing w:before="0" w:after="0"/>
+        <w:ind w:left="283"/>
+        <w:shd w:val="clear" w:color="auto" w:fill="F0F0F0"/>
+      </w:pPr>
+      <w:r>
+        <w:rPr>
+          <w:rFonts w:ascii="Courier New" w:hAnsi="Courier New"/>
+          <w:color w:val="202020"/>
+          <w:sz w:val="17"/>
+        </w:rPr>
+        <w:t>$ rustchef reverse --input 'RustChef'</w:t>
+      </w:r>
+    </w:p>
+    <w:p>
+      <w:pPr>
+        <w:spacing w:before="0" w:after="0"/>
+        <w:ind w:left="283"/>
+        <w:shd w:val="clear" w:color="auto" w:fill="F0F0F0"/>
+      </w:pPr>
+      <w:r>
+        <w:rPr>
+          <w:rFonts w:ascii="Courier New" w:hAnsi="Courier New"/>
+          <w:color w:val="202020"/>
+          <w:sz w:val="17"/>
+        </w:rPr>
+        <w:t>fehCtsuR</w:t>
+      </w:r>
+    </w:p>
+    <w:p>
+      <w:pPr>
+        <w:spacing w:before="0" w:after="0"/>
+        <w:ind w:left="283"/>
+        <w:shd w:val="clear" w:color="auto" w:fill="F0F0F0"/>
+      </w:pPr>
+      <w:r>
+        <w:rPr>
+          <w:rFonts w:ascii="Courier New" w:hAnsi="Courier New"/>
+          <w:color w:val="202020"/>
+          <w:sz w:val="17"/>
+        </w:rPr>
+        <w:t xml:space="preserve"> </w:t>
+      </w:r>
+    </w:p>
+    <w:p>
+      <w:pPr>
+        <w:spacing w:before="0" w:after="0"/>
+        <w:ind w:left="283"/>
+        <w:shd w:val="clear" w:color="auto" w:fill="F0F0F0"/>
+      </w:pPr>
+      <w:r>
+        <w:rPr>
+          <w:rFonts w:ascii="Courier New" w:hAnsi="Courier New"/>
+          <w:color w:val="202020"/>
+          <w:sz w:val="17"/>
+        </w:rPr>
+        <w:t>$ rustchef to-upper --input 'rustchef'</w:t>
+      </w:r>
+    </w:p>
+    <w:p>
+      <w:pPr>
+        <w:spacing w:before="0" w:after="0"/>
+        <w:ind w:left="283"/>
+        <w:shd w:val="clear" w:color="auto" w:fill="F0F0F0"/>
+      </w:pPr>
+      <w:r>
+        <w:rPr>
+          <w:rFonts w:ascii="Courier New" w:hAnsi="Courier New"/>
+          <w:color w:val="202020"/>
+          <w:sz w:val="17"/>
+        </w:rPr>
+        <w:t>RUSTCHEF</w:t>
+      </w:r>
+    </w:p>
+    <w:p>
+      <w:pPr>
+        <w:spacing w:before="0" w:after="0"/>
+        <w:ind w:left="283"/>
+        <w:shd w:val="clear" w:color="auto" w:fill="F0F0F0"/>
+      </w:pPr>
+      <w:r>
+        <w:rPr>
+          <w:rFonts w:ascii="Courier New" w:hAnsi="Courier New"/>
+          <w:color w:val="202020"/>
+          <w:sz w:val="17"/>
+        </w:rPr>
+        <w:t>$ rustchef to-lower --input 'RUSTCHEF'</w:t>
+      </w:r>
+    </w:p>
+    <w:p>
+      <w:pPr>
+        <w:spacing w:before="0" w:after="0"/>
+        <w:ind w:left="283"/>
+        <w:shd w:val="clear" w:color="auto" w:fill="F0F0F0"/>
+      </w:pPr>
+      <w:r>
+        <w:rPr>
+          <w:rFonts w:ascii="Courier New" w:hAnsi="Courier New"/>
+          <w:color w:val="202020"/>
+          <w:sz w:val="17"/>
+        </w:rPr>
+        <w:t>rustchef</w:t>
+      </w:r>
+    </w:p>
+    <w:p/>
+    <w:p>
+      <w:pPr>
+        <w:pStyle w:val="Heading2"/>
+      </w:pPr>
+      <w:r>
+        <w:rPr>
+          <w:color w:val="2E86C1"/>
+        </w:rPr>
+        <w:t>7.6 Hachage Cryptographique</w:t>
+      </w:r>
+    </w:p>
+    <w:p>
+      <w:pPr>
+        <w:spacing w:before="0" w:after="0"/>
+        <w:ind w:left="283"/>
+        <w:shd w:val="clear" w:color="auto" w:fill="F0F0F0"/>
+      </w:pPr>
+      <w:r>
+        <w:rPr>
+          <w:rFonts w:ascii="Courier New" w:hAnsi="Courier New"/>
+          <w:color w:val="202020"/>
+          <w:sz w:val="17"/>
+        </w:rPr>
+        <w:t>$ rustchef md5 --input 'hello'</w:t>
+      </w:r>
+    </w:p>
+    <w:p>
+      <w:pPr>
+        <w:spacing w:before="0" w:after="0"/>
+        <w:ind w:left="283"/>
+        <w:shd w:val="clear" w:color="auto" w:fill="F0F0F0"/>
+      </w:pPr>
+      <w:r>
+        <w:rPr>
+          <w:rFonts w:ascii="Courier New" w:hAnsi="Courier New"/>
+          <w:color w:val="202020"/>
+          <w:sz w:val="17"/>
+        </w:rPr>
+        <w:t>MD5("hello") = 5d41402abc4b2a76b9719d911017c592</w:t>
+      </w:r>
+    </w:p>
+    <w:p>
+      <w:pPr>
+        <w:spacing w:before="0" w:after="0"/>
+        <w:ind w:left="283"/>
+        <w:shd w:val="clear" w:color="auto" w:fill="F0F0F0"/>
+      </w:pPr>
+      <w:r>
+        <w:rPr>
+          <w:rFonts w:ascii="Courier New" w:hAnsi="Courier New"/>
+          <w:color w:val="202020"/>
+          <w:sz w:val="17"/>
+        </w:rPr>
+        <w:t xml:space="preserve"> </w:t>
+      </w:r>
+    </w:p>
+    <w:p>
+      <w:pPr>
+        <w:spacing w:before="0" w:after="0"/>
+        <w:ind w:left="283"/>
+        <w:shd w:val="clear" w:color="auto" w:fill="F0F0F0"/>
+      </w:pPr>
+      <w:r>
+        <w:rPr>
+          <w:rFonts w:ascii="Courier New" w:hAnsi="Courier New"/>
+          <w:color w:val="202020"/>
+          <w:sz w:val="17"/>
+        </w:rPr>
+        <w:t>$ rustchef sha1 --input 'hello'</w:t>
+      </w:r>
+    </w:p>
+    <w:p>
+      <w:pPr>
+        <w:spacing w:before="0" w:after="0"/>
+        <w:ind w:left="283"/>
+        <w:shd w:val="clear" w:color="auto" w:fill="F0F0F0"/>
+      </w:pPr>
+      <w:r>
+        <w:rPr>
+          <w:rFonts w:ascii="Courier New" w:hAnsi="Courier New"/>
+          <w:color w:val="202020"/>
+          <w:sz w:val="17"/>
+        </w:rPr>
+        <w:t>SHA1("hello") = aaf4c61ddcc5e8a2dabede0f3b482cd9aea9434d</w:t>
+      </w:r>
+    </w:p>
+    <w:p>
+      <w:pPr>
+        <w:spacing w:before="0" w:after="0"/>
+        <w:ind w:left="283"/>
+        <w:shd w:val="clear" w:color="auto" w:fill="F0F0F0"/>
+      </w:pPr>
+      <w:r>
+        <w:rPr>
+          <w:rFonts w:ascii="Courier New" w:hAnsi="Courier New"/>
+          <w:color w:val="202020"/>
+          <w:sz w:val="17"/>
+        </w:rPr>
+        <w:t xml:space="preserve"> </w:t>
+      </w:r>
+    </w:p>
+    <w:p>
+      <w:pPr>
+        <w:spacing w:before="0" w:after="0"/>
+        <w:ind w:left="283"/>
+        <w:shd w:val="clear" w:color="auto" w:fill="F0F0F0"/>
+      </w:pPr>
+      <w:r>
+        <w:rPr>
+          <w:rFonts w:ascii="Courier New" w:hAnsi="Courier New"/>
+          <w:color w:val="202020"/>
+          <w:sz w:val="17"/>
+        </w:rPr>
+        <w:t>$ rustchef sha256 --input 'hello'</w:t>
+      </w:r>
+    </w:p>
+    <w:p>
+      <w:pPr>
+        <w:spacing w:before="0" w:after="0"/>
+        <w:ind w:left="283"/>
+        <w:shd w:val="clear" w:color="auto" w:fill="F0F0F0"/>
+      </w:pPr>
+      <w:r>
+        <w:rPr>
+          <w:rFonts w:ascii="Courier New" w:hAnsi="Courier New"/>
+          <w:color w:val="202020"/>
+          <w:sz w:val="17"/>
+        </w:rPr>
+        <w:t>SHA256("hello") = 2cf24dba5fb0a30e26e83b2ac5b9e29e1b161e5c1fa7425e73043362938b9824</w:t>
+      </w:r>
+    </w:p>
+    <w:p>
+      <w:pPr>
+        <w:spacing w:before="0" w:after="0"/>
+        <w:ind w:left="283"/>
+        <w:shd w:val="clear" w:color="auto" w:fill="F0F0F0"/>
+      </w:pPr>
+      <w:r>
+        <w:rPr>
+          <w:rFonts w:ascii="Courier New" w:hAnsi="Courier New"/>
+          <w:color w:val="202020"/>
+          <w:sz w:val="17"/>
+        </w:rPr>
+        <w:t xml:space="preserve"> </w:t>
+      </w:r>
+    </w:p>
+    <w:p>
+      <w:pPr>
+        <w:spacing w:before="0" w:after="0"/>
+        <w:ind w:left="283"/>
+        <w:shd w:val="clear" w:color="auto" w:fill="F0F0F0"/>
+      </w:pPr>
+      <w:r>
+        <w:rPr>
+          <w:rFonts w:ascii="Courier New" w:hAnsi="Courier New"/>
+          <w:color w:val="202020"/>
+          <w:sz w:val="17"/>
+        </w:rPr>
+        <w:t>$ rustchef sha256 --input ''</w:t>
+      </w:r>
+    </w:p>
+    <w:p>
+      <w:pPr>
+        <w:spacing w:before="0" w:after="0"/>
+        <w:ind w:left="283"/>
+        <w:shd w:val="clear" w:color="auto" w:fill="F0F0F0"/>
+      </w:pPr>
+      <w:r>
+        <w:rPr>
+          <w:rFonts w:ascii="Courier New" w:hAnsi="Courier New"/>
+          <w:color w:val="202020"/>
+          <w:sz w:val="17"/>
+        </w:rPr>
+        <w:t>SHA256("") = e3b0c44298fc1c149afbf4c8996fb92427ae41e4649b934ca495991b7852b855</w:t>
+      </w:r>
+    </w:p>
+    <w:p/>
+    <w:p>
+      <w:pPr>
+        <w:pStyle w:val="Heading2"/>
+      </w:pPr>
+      <w:r>
+        <w:rPr>
+          <w:color w:val="2E86C1"/>
+        </w:rPr>
+        <w:t>7.7 Chiffrement XOR (roundtrip)</w:t>
+      </w:r>
+    </w:p>
+    <w:p>
+      <w:pPr>
+        <w:spacing w:before="0" w:after="0"/>
+        <w:ind w:left="283"/>
+        <w:shd w:val="clear" w:color="auto" w:fill="F0F0F0"/>
+      </w:pPr>
+      <w:r>
+        <w:rPr>
+          <w:rFonts w:ascii="Courier New" w:hAnsi="Courier New"/>
+          <w:color w:val="202020"/>
+          <w:sz w:val="17"/>
+        </w:rPr>
+        <w:t>$ rustchef xor --input 'Secret Message' --key 'SUPNUM'</w:t>
+      </w:r>
+    </w:p>
+    <w:p>
+      <w:pPr>
+        <w:spacing w:before="0" w:after="0"/>
+        <w:ind w:left="283"/>
+        <w:shd w:val="clear" w:color="auto" w:fill="F0F0F0"/>
+      </w:pPr>
+      <w:r>
+        <w:rPr>
+          <w:rFonts w:ascii="Courier New" w:hAnsi="Courier New"/>
+          <w:color w:val="202020"/>
+          <w:sz w:val="17"/>
+        </w:rPr>
+        <w:t>0030333c30397318353d262c3430</w:t>
+      </w:r>
+    </w:p>
+    <w:p>
+      <w:pPr>
+        <w:spacing w:before="0" w:after="0"/>
+        <w:ind w:left="283"/>
+        <w:shd w:val="clear" w:color="auto" w:fill="F0F0F0"/>
+      </w:pPr>
+      <w:r>
+        <w:rPr>
+          <w:rFonts w:ascii="Courier New" w:hAnsi="Courier New"/>
+          <w:color w:val="202020"/>
+          <w:sz w:val="17"/>
+        </w:rPr>
+        <w:t xml:space="preserve"> </w:t>
+      </w:r>
+    </w:p>
+    <w:p>
+      <w:pPr>
+        <w:spacing w:before="0" w:after="0"/>
+        <w:ind w:left="283"/>
+        <w:shd w:val="clear" w:color="auto" w:fill="F0F0F0"/>
+      </w:pPr>
+      <w:r>
+        <w:rPr>
+          <w:rFonts w:ascii="Courier New" w:hAnsi="Courier New"/>
+          <w:color w:val="202020"/>
+          <w:sz w:val="17"/>
+        </w:rPr>
+        <w:t>$ rustchef xor-decode --input '0030333c30397318353d262c3430' --key 'SUPNUM'</w:t>
+      </w:r>
+    </w:p>
+    <w:p>
+      <w:pPr>
+        <w:spacing w:before="0" w:after="0"/>
+        <w:ind w:left="283"/>
+        <w:shd w:val="clear" w:color="auto" w:fill="F0F0F0"/>
+      </w:pPr>
+      <w:r>
+        <w:rPr>
+          <w:rFonts w:ascii="Courier New" w:hAnsi="Courier New"/>
+          <w:color w:val="202020"/>
+          <w:sz w:val="17"/>
+        </w:rPr>
+        <w:t>Secret Message</w:t>
+      </w:r>
+    </w:p>
+    <w:p/>
+    <w:p>
+      <w:pPr>
+        <w:pStyle w:val="Heading2"/>
+      </w:pPr>
+      <w:r>
+        <w:rPr>
+          <w:color w:val="2E86C1"/>
+        </w:rPr>
+        <w:t>7.8 Extraction (IP, URL, Email, Domaine)</w:t>
+      </w:r>
+    </w:p>
+    <w:p>
+      <w:pPr>
+        <w:spacing w:before="0" w:after="0"/>
+        <w:ind w:left="283"/>
+        <w:shd w:val="clear" w:color="auto" w:fill="F0F0F0"/>
+      </w:pPr>
+      <w:r>
+        <w:rPr>
+          <w:rFonts w:ascii="Courier New" w:hAnsi="Courier New"/>
+          <w:color w:val="202020"/>
+          <w:sz w:val="17"/>
+        </w:rPr>
+        <w:t>$ rustchef extract-ip --input 'Servers: 192.168.1.1, 10.0.0.254, 172.16.0.1, invalid: 999.999.0.1'</w:t>
+      </w:r>
+    </w:p>
+    <w:p>
+      <w:pPr>
+        <w:spacing w:before="0" w:after="0"/>
+        <w:ind w:left="283"/>
+        <w:shd w:val="clear" w:color="auto" w:fill="F0F0F0"/>
+      </w:pPr>
+      <w:r>
+        <w:rPr>
+          <w:rFonts w:ascii="Courier New" w:hAnsi="Courier New"/>
+          <w:color w:val="202020"/>
+          <w:sz w:val="17"/>
+        </w:rPr>
+        <w:t>192.168.1.1</w:t>
+      </w:r>
+    </w:p>
+    <w:p>
+      <w:pPr>
+        <w:spacing w:before="0" w:after="0"/>
+        <w:ind w:left="283"/>
+        <w:shd w:val="clear" w:color="auto" w:fill="F0F0F0"/>
+      </w:pPr>
+      <w:r>
+        <w:rPr>
+          <w:rFonts w:ascii="Courier New" w:hAnsi="Courier New"/>
+          <w:color w:val="202020"/>
+          <w:sz w:val="17"/>
+        </w:rPr>
+        <w:t>10.0.0.254</w:t>
+      </w:r>
+    </w:p>
+    <w:p>
+      <w:pPr>
+        <w:spacing w:before="0" w:after="0"/>
+        <w:ind w:left="283"/>
+        <w:shd w:val="clear" w:color="auto" w:fill="F0F0F0"/>
+      </w:pPr>
+      <w:r>
+        <w:rPr>
+          <w:rFonts w:ascii="Courier New" w:hAnsi="Courier New"/>
+          <w:color w:val="202020"/>
+          <w:sz w:val="17"/>
+        </w:rPr>
+        <w:t>172.16.0.1</w:t>
+      </w:r>
+    </w:p>
+    <w:p>
+      <w:pPr>
+        <w:spacing w:before="0" w:after="0"/>
+        <w:ind w:left="283"/>
+        <w:shd w:val="clear" w:color="auto" w:fill="F0F0F0"/>
+      </w:pPr>
+      <w:r>
+        <w:rPr>
+          <w:rFonts w:ascii="Courier New" w:hAnsi="Courier New"/>
+          <w:color w:val="202020"/>
+          <w:sz w:val="17"/>
+        </w:rPr>
+        <w:t>[3 match(es) found]</w:t>
+      </w:r>
+    </w:p>
+    <w:p>
+      <w:pPr>
+        <w:spacing w:before="0" w:after="0"/>
+        <w:ind w:left="283"/>
+        <w:shd w:val="clear" w:color="auto" w:fill="F0F0F0"/>
+      </w:pPr>
+      <w:r>
+        <w:rPr>
+          <w:rFonts w:ascii="Courier New" w:hAnsi="Courier New"/>
+          <w:color w:val="202020"/>
+          <w:sz w:val="17"/>
+        </w:rPr>
+        <w:t>Note: 999.999.0.1 rejeté (hors plage IPv4 valide)</w:t>
+      </w:r>
+    </w:p>
+    <w:p>
+      <w:pPr>
+        <w:spacing w:before="0" w:after="0"/>
+        <w:ind w:left="283"/>
+        <w:shd w:val="clear" w:color="auto" w:fill="F0F0F0"/>
+      </w:pPr>
+      <w:r>
+        <w:rPr>
+          <w:rFonts w:ascii="Courier New" w:hAnsi="Courier New"/>
+          <w:color w:val="202020"/>
+          <w:sz w:val="17"/>
+        </w:rPr>
+        <w:t xml:space="preserve"> </w:t>
+      </w:r>
+    </w:p>
+    <w:p>
+      <w:pPr>
+        <w:spacing w:before="0" w:after="0"/>
+        <w:ind w:left="283"/>
+        <w:shd w:val="clear" w:color="auto" w:fill="F0F0F0"/>
+      </w:pPr>
+      <w:r>
+        <w:rPr>
+          <w:rFonts w:ascii="Courier New" w:hAnsi="Courier New"/>
+          <w:color w:val="202020"/>
+          <w:sz w:val="17"/>
+        </w:rPr>
+        <w:t>$ rustchef extract-url --input 'Visit https://github.com/cheikhmelaininemrabih/miniprojet-rust'</w:t>
+      </w:r>
+    </w:p>
+    <w:p>
+      <w:pPr>
+        <w:spacing w:before="0" w:after="0"/>
+        <w:ind w:left="283"/>
+        <w:shd w:val="clear" w:color="auto" w:fill="F0F0F0"/>
+      </w:pPr>
+      <w:r>
+        <w:rPr>
+          <w:rFonts w:ascii="Courier New" w:hAnsi="Courier New"/>
+          <w:color w:val="202020"/>
+          <w:sz w:val="17"/>
+        </w:rPr>
+        <w:t>https://github.com/cheikhmelaininemrabih/miniprojet-rust</w:t>
+      </w:r>
+    </w:p>
+    <w:p>
+      <w:pPr>
+        <w:spacing w:before="0" w:after="0"/>
+        <w:ind w:left="283"/>
+        <w:shd w:val="clear" w:color="auto" w:fill="F0F0F0"/>
+      </w:pPr>
+      <w:r>
+        <w:rPr>
+          <w:rFonts w:ascii="Courier New" w:hAnsi="Courier New"/>
+          <w:color w:val="202020"/>
+          <w:sz w:val="17"/>
+        </w:rPr>
+        <w:t>[1 match(es) found]</w:t>
+      </w:r>
+    </w:p>
+    <w:p>
+      <w:pPr>
+        <w:spacing w:before="0" w:after="0"/>
+        <w:ind w:left="283"/>
+        <w:shd w:val="clear" w:color="auto" w:fill="F0F0F0"/>
+      </w:pPr>
+      <w:r>
+        <w:rPr>
+          <w:rFonts w:ascii="Courier New" w:hAnsi="Courier New"/>
+          <w:color w:val="202020"/>
+          <w:sz w:val="17"/>
+        </w:rPr>
+        <w:t xml:space="preserve"> </w:t>
+      </w:r>
+    </w:p>
+    <w:p>
+      <w:pPr>
+        <w:spacing w:before="0" w:after="0"/>
+        <w:ind w:left="283"/>
+        <w:shd w:val="clear" w:color="auto" w:fill="F0F0F0"/>
+      </w:pPr>
+      <w:r>
+        <w:rPr>
+          <w:rFonts w:ascii="Courier New" w:hAnsi="Courier New"/>
+          <w:color w:val="202020"/>
+          <w:sz w:val="17"/>
+        </w:rPr>
+        <w:t>$ rustchef extract-email --input 'Contact admin@supnum.mr or 22027@supnum.mr for help'</w:t>
+      </w:r>
+    </w:p>
+    <w:p>
+      <w:pPr>
+        <w:spacing w:before="0" w:after="0"/>
+        <w:ind w:left="283"/>
+        <w:shd w:val="clear" w:color="auto" w:fill="F0F0F0"/>
+      </w:pPr>
+      <w:r>
+        <w:rPr>
+          <w:rFonts w:ascii="Courier New" w:hAnsi="Courier New"/>
+          <w:color w:val="202020"/>
+          <w:sz w:val="17"/>
+        </w:rPr>
+        <w:t>admin@supnum.mr</w:t>
+      </w:r>
+    </w:p>
+    <w:p>
+      <w:pPr>
+        <w:spacing w:before="0" w:after="0"/>
+        <w:ind w:left="283"/>
+        <w:shd w:val="clear" w:color="auto" w:fill="F0F0F0"/>
+      </w:pPr>
+      <w:r>
+        <w:rPr>
+          <w:rFonts w:ascii="Courier New" w:hAnsi="Courier New"/>
+          <w:color w:val="202020"/>
+          <w:sz w:val="17"/>
+        </w:rPr>
+        <w:t>22027@supnum.mr</w:t>
+      </w:r>
+    </w:p>
+    <w:p>
+      <w:pPr>
+        <w:spacing w:before="0" w:after="0"/>
+        <w:ind w:left="283"/>
+        <w:shd w:val="clear" w:color="auto" w:fill="F0F0F0"/>
+      </w:pPr>
+      <w:r>
+        <w:rPr>
+          <w:rFonts w:ascii="Courier New" w:hAnsi="Courier New"/>
+          <w:color w:val="202020"/>
+          <w:sz w:val="17"/>
+        </w:rPr>
+        <w:t>[2 match(es) found]</w:t>
+      </w:r>
+    </w:p>
+    <w:p>
+      <w:pPr>
+        <w:spacing w:before="0" w:after="0"/>
+        <w:ind w:left="283"/>
+        <w:shd w:val="clear" w:color="auto" w:fill="F0F0F0"/>
+      </w:pPr>
+      <w:r>
+        <w:rPr>
+          <w:rFonts w:ascii="Courier New" w:hAnsi="Courier New"/>
+          <w:color w:val="202020"/>
+          <w:sz w:val="17"/>
+        </w:rPr>
+        <w:t xml:space="preserve"> </w:t>
+      </w:r>
+    </w:p>
+    <w:p>
+      <w:pPr>
+        <w:spacing w:before="0" w:after="0"/>
+        <w:ind w:left="283"/>
+        <w:shd w:val="clear" w:color="auto" w:fill="F0F0F0"/>
+      </w:pPr>
+      <w:r>
+        <w:rPr>
+          <w:rFonts w:ascii="Courier New" w:hAnsi="Courier New"/>
+          <w:color w:val="202020"/>
+          <w:sz w:val="17"/>
+        </w:rPr>
+        <w:t>$ rustchef extract-domain --input 'Sites: github.com, supnum.mr, google.com'</w:t>
+      </w:r>
+    </w:p>
+    <w:p>
+      <w:pPr>
+        <w:spacing w:before="0" w:after="0"/>
+        <w:ind w:left="283"/>
+        <w:shd w:val="clear" w:color="auto" w:fill="F0F0F0"/>
+      </w:pPr>
+      <w:r>
+        <w:rPr>
+          <w:rFonts w:ascii="Courier New" w:hAnsi="Courier New"/>
+          <w:color w:val="202020"/>
+          <w:sz w:val="17"/>
+        </w:rPr>
+        <w:t>github.com</w:t>
+      </w:r>
+    </w:p>
+    <w:p>
+      <w:pPr>
+        <w:spacing w:before="0" w:after="0"/>
+        <w:ind w:left="283"/>
+        <w:shd w:val="clear" w:color="auto" w:fill="F0F0F0"/>
+      </w:pPr>
+      <w:r>
+        <w:rPr>
+          <w:rFonts w:ascii="Courier New" w:hAnsi="Courier New"/>
+          <w:color w:val="202020"/>
+          <w:sz w:val="17"/>
+        </w:rPr>
+        <w:t>supnum.mr</w:t>
+      </w:r>
+    </w:p>
+    <w:p>
+      <w:pPr>
+        <w:spacing w:before="0" w:after="0"/>
+        <w:ind w:left="283"/>
+        <w:shd w:val="clear" w:color="auto" w:fill="F0F0F0"/>
+      </w:pPr>
+      <w:r>
+        <w:rPr>
+          <w:rFonts w:ascii="Courier New" w:hAnsi="Courier New"/>
+          <w:color w:val="202020"/>
+          <w:sz w:val="17"/>
+        </w:rPr>
+        <w:t>google.com</w:t>
+      </w:r>
+    </w:p>
+    <w:p>
+      <w:pPr>
+        <w:spacing w:before="0" w:after="0"/>
+        <w:ind w:left="283"/>
+        <w:shd w:val="clear" w:color="auto" w:fill="F0F0F0"/>
+      </w:pPr>
+      <w:r>
+        <w:rPr>
+          <w:rFonts w:ascii="Courier New" w:hAnsi="Courier New"/>
+          <w:color w:val="202020"/>
+          <w:sz w:val="17"/>
+        </w:rPr>
+        <w:t>[3 match(es) found]</w:t>
+      </w:r>
+    </w:p>
+    <w:p/>
+    <w:p>
+      <w:pPr>
+        <w:pStyle w:val="Heading2"/>
+      </w:pPr>
+      <w:r>
+        <w:rPr>
+          <w:color w:val="2E86C1"/>
+        </w:rPr>
+        <w:t>7.9 Analyse Textuelle</w:t>
+      </w:r>
+    </w:p>
+    <w:p>
+      <w:pPr>
+        <w:spacing w:before="0" w:after="0"/>
+        <w:ind w:left="283"/>
+        <w:shd w:val="clear" w:color="auto" w:fill="F0F0F0"/>
+      </w:pPr>
+      <w:r>
+        <w:rPr>
+          <w:rFonts w:ascii="Courier New" w:hAnsi="Courier New"/>
+          <w:color w:val="202020"/>
+          <w:sz w:val="17"/>
+        </w:rPr>
+        <w:t>$ rustchef stats --input 'Hello World! This is RustChef.'</w:t>
+      </w:r>
+    </w:p>
+    <w:p>
+      <w:pPr>
+        <w:spacing w:before="0" w:after="0"/>
+        <w:ind w:left="283"/>
+        <w:shd w:val="clear" w:color="auto" w:fill="F0F0F0"/>
+      </w:pPr>
+      <w:r>
+        <w:rPr>
+          <w:rFonts w:ascii="Courier New" w:hAnsi="Courier New"/>
+          <w:color w:val="202020"/>
+          <w:sz w:val="17"/>
+        </w:rPr>
+        <w:t>Characters : 30</w:t>
+      </w:r>
+    </w:p>
+    <w:p>
+      <w:pPr>
+        <w:spacing w:before="0" w:after="0"/>
+        <w:ind w:left="283"/>
+        <w:shd w:val="clear" w:color="auto" w:fill="F0F0F0"/>
+      </w:pPr>
+      <w:r>
+        <w:rPr>
+          <w:rFonts w:ascii="Courier New" w:hAnsi="Courier New"/>
+          <w:color w:val="202020"/>
+          <w:sz w:val="17"/>
+        </w:rPr>
+        <w:t>Words      : 5</w:t>
+      </w:r>
+    </w:p>
+    <w:p>
+      <w:pPr>
+        <w:spacing w:before="0" w:after="0"/>
+        <w:ind w:left="283"/>
+        <w:shd w:val="clear" w:color="auto" w:fill="F0F0F0"/>
+      </w:pPr>
+      <w:r>
+        <w:rPr>
+          <w:rFonts w:ascii="Courier New" w:hAnsi="Courier New"/>
+          <w:color w:val="202020"/>
+          <w:sz w:val="17"/>
+        </w:rPr>
+        <w:t>Lines      : 1</w:t>
+      </w:r>
+    </w:p>
+    <w:p>
+      <w:pPr>
+        <w:spacing w:before="0" w:after="0"/>
+        <w:ind w:left="283"/>
+        <w:shd w:val="clear" w:color="auto" w:fill="F0F0F0"/>
+      </w:pPr>
+      <w:r>
+        <w:rPr>
+          <w:rFonts w:ascii="Courier New" w:hAnsi="Courier New"/>
+          <w:color w:val="202020"/>
+          <w:sz w:val="17"/>
+        </w:rPr>
+        <w:t>Unique chars: 19</w:t>
+      </w:r>
+    </w:p>
+    <w:p>
+      <w:pPr>
+        <w:spacing w:before="0" w:after="0"/>
+        <w:ind w:left="283"/>
+        <w:shd w:val="clear" w:color="auto" w:fill="F0F0F0"/>
+      </w:pPr>
+      <w:r>
+        <w:rPr>
+          <w:rFonts w:ascii="Courier New" w:hAnsi="Courier New"/>
+          <w:color w:val="202020"/>
+          <w:sz w:val="17"/>
+        </w:rPr>
+        <w:t>Most common: "SPACE" (4 times)</w:t>
+      </w:r>
+    </w:p>
+    <w:p>
+      <w:pPr>
+        <w:spacing w:before="0" w:after="0"/>
+        <w:ind w:left="283"/>
+        <w:shd w:val="clear" w:color="auto" w:fill="F0F0F0"/>
+      </w:pPr>
+      <w:r>
+        <w:rPr>
+          <w:rFonts w:ascii="Courier New" w:hAnsi="Courier New"/>
+          <w:color w:val="202020"/>
+          <w:sz w:val="17"/>
+        </w:rPr>
+        <w:t xml:space="preserve"> </w:t>
+      </w:r>
+    </w:p>
+    <w:p>
+      <w:pPr>
+        <w:spacing w:before="0" w:after="0"/>
+        <w:ind w:left="283"/>
+        <w:shd w:val="clear" w:color="auto" w:fill="F0F0F0"/>
+      </w:pPr>
+      <w:r>
+        <w:rPr>
+          <w:rFonts w:ascii="Courier New" w:hAnsi="Courier New"/>
+          <w:color w:val="202020"/>
+          <w:sz w:val="17"/>
+        </w:rPr>
+        <w:t>$ rustchef entropy --input 'hello world'</w:t>
+      </w:r>
+    </w:p>
+    <w:p>
+      <w:pPr>
+        <w:spacing w:before="0" w:after="0"/>
+        <w:ind w:left="283"/>
+        <w:shd w:val="clear" w:color="auto" w:fill="F0F0F0"/>
+      </w:pPr>
+      <w:r>
+        <w:rPr>
+          <w:rFonts w:ascii="Courier New" w:hAnsi="Courier New"/>
+          <w:color w:val="202020"/>
+          <w:sz w:val="17"/>
+        </w:rPr>
+        <w:t>Entropy: 2.8454 bits/byte</w:t>
+      </w:r>
+    </w:p>
+    <w:p>
+      <w:pPr>
+        <w:spacing w:before="0" w:after="0"/>
+        <w:ind w:left="283"/>
+        <w:shd w:val="clear" w:color="auto" w:fill="F0F0F0"/>
+      </w:pPr>
+      <w:r>
+        <w:rPr>
+          <w:rFonts w:ascii="Courier New" w:hAnsi="Courier New"/>
+          <w:color w:val="202020"/>
+          <w:sz w:val="17"/>
+        </w:rPr>
+        <w:t>Assessment: Low entropy (structured/text)</w:t>
+      </w:r>
+    </w:p>
+    <w:p>
+      <w:pPr>
+        <w:spacing w:before="0" w:after="0"/>
+        <w:ind w:left="283"/>
+        <w:shd w:val="clear" w:color="auto" w:fill="F0F0F0"/>
+      </w:pPr>
+      <w:r>
+        <w:rPr>
+          <w:rFonts w:ascii="Courier New" w:hAnsi="Courier New"/>
+          <w:color w:val="202020"/>
+          <w:sz w:val="17"/>
+        </w:rPr>
+        <w:t xml:space="preserve"> </w:t>
+      </w:r>
+    </w:p>
+    <w:p>
+      <w:pPr>
+        <w:spacing w:before="0" w:after="0"/>
+        <w:ind w:left="283"/>
+        <w:shd w:val="clear" w:color="auto" w:fill="F0F0F0"/>
+      </w:pPr>
+      <w:r>
+        <w:rPr>
+          <w:rFonts w:ascii="Courier New" w:hAnsi="Courier New"/>
+          <w:color w:val="202020"/>
+          <w:sz w:val="17"/>
+        </w:rPr>
+        <w:t>$ rustchef entropy --input 'aaaaaaaaaa'</w:t>
+      </w:r>
+    </w:p>
+    <w:p>
+      <w:pPr>
+        <w:spacing w:before="0" w:after="0"/>
+        <w:ind w:left="283"/>
+        <w:shd w:val="clear" w:color="auto" w:fill="F0F0F0"/>
+      </w:pPr>
+      <w:r>
+        <w:rPr>
+          <w:rFonts w:ascii="Courier New" w:hAnsi="Courier New"/>
+          <w:color w:val="202020"/>
+          <w:sz w:val="17"/>
+        </w:rPr>
+        <w:t>Entropy: 0.0000 bits/byte</w:t>
+      </w:r>
+    </w:p>
+    <w:p>
+      <w:pPr>
+        <w:spacing w:before="0" w:after="0"/>
+        <w:ind w:left="283"/>
+        <w:shd w:val="clear" w:color="auto" w:fill="F0F0F0"/>
+      </w:pPr>
+      <w:r>
+        <w:rPr>
+          <w:rFonts w:ascii="Courier New" w:hAnsi="Courier New"/>
+          <w:color w:val="202020"/>
+          <w:sz w:val="17"/>
+        </w:rPr>
+        <w:t>Assessment: Uniform (no randomness)</w:t>
+      </w:r>
+    </w:p>
+    <w:p>
+      <w:pPr>
+        <w:spacing w:before="0" w:after="0"/>
+        <w:ind w:left="283"/>
+        <w:shd w:val="clear" w:color="auto" w:fill="F0F0F0"/>
+      </w:pPr>
+      <w:r>
+        <w:rPr>
+          <w:rFonts w:ascii="Courier New" w:hAnsi="Courier New"/>
+          <w:color w:val="202020"/>
+          <w:sz w:val="17"/>
+        </w:rPr>
+        <w:t xml:space="preserve"> </w:t>
+      </w:r>
+    </w:p>
+    <w:p>
+      <w:pPr>
+        <w:spacing w:before="0" w:after="0"/>
+        <w:ind w:left="283"/>
+        <w:shd w:val="clear" w:color="auto" w:fill="F0F0F0"/>
+      </w:pPr>
+      <w:r>
+        <w:rPr>
+          <w:rFonts w:ascii="Courier New" w:hAnsi="Courier New"/>
+          <w:color w:val="202020"/>
+          <w:sz w:val="17"/>
+        </w:rPr>
+        <w:t>$ rustchef char-freq --input 'hello world' --top 6</w:t>
+      </w:r>
+    </w:p>
+    <w:p>
+      <w:pPr>
+        <w:spacing w:before="0" w:after="0"/>
+        <w:ind w:left="283"/>
+        <w:shd w:val="clear" w:color="auto" w:fill="F0F0F0"/>
+      </w:pPr>
+      <w:r>
+        <w:rPr>
+          <w:rFonts w:ascii="Courier New" w:hAnsi="Courier New"/>
+          <w:color w:val="202020"/>
+          <w:sz w:val="17"/>
+        </w:rPr>
+        <w:t>Char          Count  Frequency</w:t>
+      </w:r>
+    </w:p>
+    <w:p>
+      <w:pPr>
+        <w:spacing w:before="0" w:after="0"/>
+        <w:ind w:left="283"/>
+        <w:shd w:val="clear" w:color="auto" w:fill="F0F0F0"/>
+      </w:pPr>
+      <w:r>
+        <w:rPr>
+          <w:rFonts w:ascii="Courier New" w:hAnsi="Courier New"/>
+          <w:color w:val="202020"/>
+          <w:sz w:val="17"/>
+        </w:rPr>
+        <w:t>--------------------------------</w:t>
+      </w:r>
+    </w:p>
+    <w:p>
+      <w:pPr>
+        <w:spacing w:before="0" w:after="0"/>
+        <w:ind w:left="283"/>
+        <w:shd w:val="clear" w:color="auto" w:fill="F0F0F0"/>
+      </w:pPr>
+      <w:r>
+        <w:rPr>
+          <w:rFonts w:ascii="Courier New" w:hAnsi="Courier New"/>
+          <w:color w:val="202020"/>
+          <w:sz w:val="17"/>
+        </w:rPr>
+        <w:t>l                 3     27.27%</w:t>
+      </w:r>
+    </w:p>
+    <w:p>
+      <w:pPr>
+        <w:spacing w:before="0" w:after="0"/>
+        <w:ind w:left="283"/>
+        <w:shd w:val="clear" w:color="auto" w:fill="F0F0F0"/>
+      </w:pPr>
+      <w:r>
+        <w:rPr>
+          <w:rFonts w:ascii="Courier New" w:hAnsi="Courier New"/>
+          <w:color w:val="202020"/>
+          <w:sz w:val="17"/>
+        </w:rPr>
+        <w:t>o                 2     18.18%</w:t>
+      </w:r>
+    </w:p>
+    <w:p>
+      <w:pPr>
+        <w:spacing w:before="0" w:after="0"/>
+        <w:ind w:left="283"/>
+        <w:shd w:val="clear" w:color="auto" w:fill="F0F0F0"/>
+      </w:pPr>
+      <w:r>
+        <w:rPr>
+          <w:rFonts w:ascii="Courier New" w:hAnsi="Courier New"/>
+          <w:color w:val="202020"/>
+          <w:sz w:val="17"/>
+        </w:rPr>
+        <w:t>r                 1      9.09%</w:t>
+      </w:r>
+    </w:p>
+    <w:p>
+      <w:pPr>
+        <w:spacing w:before="0" w:after="0"/>
+        <w:ind w:left="283"/>
+        <w:shd w:val="clear" w:color="auto" w:fill="F0F0F0"/>
+      </w:pPr>
+      <w:r>
+        <w:rPr>
+          <w:rFonts w:ascii="Courier New" w:hAnsi="Courier New"/>
+          <w:color w:val="202020"/>
+          <w:sz w:val="17"/>
+        </w:rPr>
+        <w:t>e                 1      9.09%</w:t>
+      </w:r>
+    </w:p>
+    <w:p>
+      <w:pPr>
+        <w:spacing w:before="0" w:after="0"/>
+        <w:ind w:left="283"/>
+        <w:shd w:val="clear" w:color="auto" w:fill="F0F0F0"/>
+      </w:pPr>
+      <w:r>
+        <w:rPr>
+          <w:rFonts w:ascii="Courier New" w:hAnsi="Courier New"/>
+          <w:color w:val="202020"/>
+          <w:sz w:val="17"/>
+        </w:rPr>
+        <w:t>SPACE             1      9.09%</w:t>
+      </w:r>
+    </w:p>
+    <w:p>
+      <w:pPr>
+        <w:spacing w:before="0" w:after="0"/>
+        <w:ind w:left="283"/>
+        <w:shd w:val="clear" w:color="auto" w:fill="F0F0F0"/>
+      </w:pPr>
+      <w:r>
+        <w:rPr>
+          <w:rFonts w:ascii="Courier New" w:hAnsi="Courier New"/>
+          <w:color w:val="202020"/>
+          <w:sz w:val="17"/>
+        </w:rPr>
+        <w:t>w                 1      9.09%</w:t>
+      </w:r>
+    </w:p>
+    <w:p/>
+    <w:p>
+      <w:pPr>
+        <w:pStyle w:val="Heading2"/>
+      </w:pPr>
+      <w:r>
+        <w:rPr>
+          <w:color w:val="2E86C1"/>
+        </w:rPr>
+        <w:t>7.10 Support stdin et chaînage de pipes</w:t>
+      </w:r>
+    </w:p>
+    <w:p>
+      <w:pPr>
+        <w:spacing w:before="0" w:after="0"/>
+        <w:ind w:left="283"/>
+        <w:shd w:val="clear" w:color="auto" w:fill="F0F0F0"/>
+      </w:pPr>
+      <w:r>
+        <w:rPr>
+          <w:rFonts w:ascii="Courier New" w:hAnsi="Courier New"/>
+          <w:color w:val="202020"/>
+          <w:sz w:val="17"/>
+        </w:rPr>
+        <w:t>$ echo 'hello' | rustchef base64-encode</w:t>
+      </w:r>
+    </w:p>
+    <w:p>
+      <w:pPr>
+        <w:spacing w:before="0" w:after="0"/>
+        <w:ind w:left="283"/>
+        <w:shd w:val="clear" w:color="auto" w:fill="F0F0F0"/>
+      </w:pPr>
+      <w:r>
+        <w:rPr>
+          <w:rFonts w:ascii="Courier New" w:hAnsi="Courier New"/>
+          <w:color w:val="202020"/>
+          <w:sz w:val="17"/>
+        </w:rPr>
+        <w:t>aGVsbG8=</w:t>
+      </w:r>
+    </w:p>
+    <w:p>
+      <w:pPr>
+        <w:spacing w:before="0" w:after="0"/>
+        <w:ind w:left="283"/>
+        <w:shd w:val="clear" w:color="auto" w:fill="F0F0F0"/>
+      </w:pPr>
+      <w:r>
+        <w:rPr>
+          <w:rFonts w:ascii="Courier New" w:hAnsi="Courier New"/>
+          <w:color w:val="202020"/>
+          <w:sz w:val="17"/>
+        </w:rPr>
+        <w:t xml:space="preserve"> </w:t>
+      </w:r>
+    </w:p>
+    <w:p>
+      <w:pPr>
+        <w:spacing w:before="0" w:after="0"/>
+        <w:ind w:left="283"/>
+        <w:shd w:val="clear" w:color="auto" w:fill="F0F0F0"/>
+      </w:pPr>
+      <w:r>
+        <w:rPr>
+          <w:rFonts w:ascii="Courier New" w:hAnsi="Courier New"/>
+          <w:color w:val="202020"/>
+          <w:sz w:val="17"/>
+        </w:rPr>
+        <w:t>$ echo 'SGVsbG8=' | rustchef base64-decode</w:t>
+      </w:r>
+    </w:p>
+    <w:p>
+      <w:pPr>
+        <w:spacing w:before="0" w:after="0"/>
+        <w:ind w:left="283"/>
+        <w:shd w:val="clear" w:color="auto" w:fill="F0F0F0"/>
+      </w:pPr>
+      <w:r>
+        <w:rPr>
+          <w:rFonts w:ascii="Courier New" w:hAnsi="Courier New"/>
+          <w:color w:val="202020"/>
+          <w:sz w:val="17"/>
+        </w:rPr>
+        <w:t>Hello</w:t>
+      </w:r>
+    </w:p>
+    <w:p>
+      <w:pPr>
+        <w:spacing w:before="0" w:after="0"/>
+        <w:ind w:left="283"/>
+        <w:shd w:val="clear" w:color="auto" w:fill="F0F0F0"/>
+      </w:pPr>
+      <w:r>
+        <w:rPr>
+          <w:rFonts w:ascii="Courier New" w:hAnsi="Courier New"/>
+          <w:color w:val="202020"/>
+          <w:sz w:val="17"/>
+        </w:rPr>
+        <w:t xml:space="preserve"> </w:t>
+      </w:r>
+    </w:p>
+    <w:p>
+      <w:pPr>
+        <w:spacing w:before="0" w:after="0"/>
+        <w:ind w:left="283"/>
+        <w:shd w:val="clear" w:color="auto" w:fill="F0F0F0"/>
+      </w:pPr>
+      <w:r>
+        <w:rPr>
+          <w:rFonts w:ascii="Courier New" w:hAnsi="Courier New"/>
+          <w:color w:val="202020"/>
+          <w:sz w:val="17"/>
+        </w:rPr>
+        <w:t>$ echo 'RustChef 2025' | rustchef to-upper | rustchef reverse | rustchef hex-encode</w:t>
+      </w:r>
+    </w:p>
+    <w:p>
+      <w:pPr>
+        <w:spacing w:before="0" w:after="0"/>
+        <w:ind w:left="283"/>
+        <w:shd w:val="clear" w:color="auto" w:fill="F0F0F0"/>
+      </w:pPr>
+      <w:r>
+        <w:rPr>
+          <w:rFonts w:ascii="Courier New" w:hAnsi="Courier New"/>
+          <w:color w:val="202020"/>
+          <w:sz w:val="17"/>
+        </w:rPr>
+        <w:t>35323032204645484354535552</w:t>
+      </w:r>
+    </w:p>
+    <w:p>
+      <w:pPr>
+        <w:spacing w:before="0" w:after="0"/>
+        <w:ind w:left="283"/>
+        <w:shd w:val="clear" w:color="auto" w:fill="F0F0F0"/>
+      </w:pPr>
+      <w:r>
+        <w:rPr>
+          <w:rFonts w:ascii="Courier New" w:hAnsi="Courier New"/>
+          <w:color w:val="202020"/>
+          <w:sz w:val="17"/>
+        </w:rPr>
+        <w:t xml:space="preserve"> </w:t>
+      </w:r>
+    </w:p>
+    <w:p>
+      <w:pPr>
+        <w:spacing w:before="0" w:after="0"/>
+        <w:ind w:left="283"/>
+        <w:shd w:val="clear" w:color="auto" w:fill="F0F0F0"/>
+      </w:pPr>
+      <w:r>
+        <w:rPr>
+          <w:rFonts w:ascii="Courier New" w:hAnsi="Courier New"/>
+          <w:color w:val="202020"/>
+          <w:sz w:val="17"/>
+        </w:rPr>
+        <w:t>$ rustchef extract-ip &lt; samples/sample.txt</w:t>
+      </w:r>
+    </w:p>
+    <w:p>
+      <w:pPr>
+        <w:spacing w:before="0" w:after="0"/>
+        <w:ind w:left="283"/>
+        <w:shd w:val="clear" w:color="auto" w:fill="F0F0F0"/>
+      </w:pPr>
+      <w:r>
+        <w:rPr>
+          <w:rFonts w:ascii="Courier New" w:hAnsi="Courier New"/>
+          <w:color w:val="202020"/>
+          <w:sz w:val="17"/>
+        </w:rPr>
+        <w:t>192.168.1.1</w:t>
+      </w:r>
+    </w:p>
+    <w:p>
+      <w:pPr>
+        <w:spacing w:before="0" w:after="0"/>
+        <w:ind w:left="283"/>
+        <w:shd w:val="clear" w:color="auto" w:fill="F0F0F0"/>
+      </w:pPr>
+      <w:r>
+        <w:rPr>
+          <w:rFonts w:ascii="Courier New" w:hAnsi="Courier New"/>
+          <w:color w:val="202020"/>
+          <w:sz w:val="17"/>
+        </w:rPr>
+        <w:t>10.0.0.254</w:t>
+      </w:r>
+    </w:p>
+    <w:p>
+      <w:pPr>
+        <w:spacing w:before="0" w:after="0"/>
+        <w:ind w:left="283"/>
+        <w:shd w:val="clear" w:color="auto" w:fill="F0F0F0"/>
+      </w:pPr>
+      <w:r>
+        <w:rPr>
+          <w:rFonts w:ascii="Courier New" w:hAnsi="Courier New"/>
+          <w:color w:val="202020"/>
+          <w:sz w:val="17"/>
+        </w:rPr>
+        <w:t>172.16.0.1</w:t>
+      </w:r>
+    </w:p>
+    <w:p>
+      <w:pPr>
+        <w:spacing w:before="0" w:after="0"/>
+        <w:ind w:left="283"/>
+        <w:shd w:val="clear" w:color="auto" w:fill="F0F0F0"/>
+      </w:pPr>
+      <w:r>
+        <w:rPr>
+          <w:rFonts w:ascii="Courier New" w:hAnsi="Courier New"/>
+          <w:color w:val="202020"/>
+          <w:sz w:val="17"/>
+        </w:rPr>
+        <w:t>[3 match(es) found]</w:t>
+      </w:r>
+    </w:p>
+    <w:p>
+      <w:pPr>
+        <w:spacing w:before="0" w:after="0"/>
+        <w:ind w:left="283"/>
+        <w:shd w:val="clear" w:color="auto" w:fill="F0F0F0"/>
+      </w:pPr>
+      <w:r>
+        <w:rPr>
+          <w:rFonts w:ascii="Courier New" w:hAnsi="Courier New"/>
+          <w:color w:val="202020"/>
+          <w:sz w:val="17"/>
+        </w:rPr>
+        <w:t xml:space="preserve"> </w:t>
+      </w:r>
+    </w:p>
+    <w:p>
+      <w:pPr>
+        <w:spacing w:before="0" w:after="0"/>
+        <w:ind w:left="283"/>
+        <w:shd w:val="clear" w:color="auto" w:fill="F0F0F0"/>
+      </w:pPr>
+      <w:r>
+        <w:rPr>
+          <w:rFonts w:ascii="Courier New" w:hAnsi="Courier New"/>
+          <w:color w:val="202020"/>
+          <w:sz w:val="17"/>
+        </w:rPr>
+        <w:t>$ rustchef extract-url &lt; samples/sample.txt</w:t>
+      </w:r>
+    </w:p>
+    <w:p>
+      <w:pPr>
+        <w:spacing w:before="0" w:after="0"/>
+        <w:ind w:left="283"/>
+        <w:shd w:val="clear" w:color="auto" w:fill="F0F0F0"/>
+      </w:pPr>
+      <w:r>
+        <w:rPr>
+          <w:rFonts w:ascii="Courier New" w:hAnsi="Courier New"/>
+          <w:color w:val="202020"/>
+          <w:sz w:val="17"/>
+        </w:rPr>
+        <w:t>https://rustchef.io/docs</w:t>
+      </w:r>
+    </w:p>
+    <w:p>
+      <w:pPr>
+        <w:spacing w:before="0" w:after="0"/>
+        <w:ind w:left="283"/>
+        <w:shd w:val="clear" w:color="auto" w:fill="F0F0F0"/>
+      </w:pPr>
+      <w:r>
+        <w:rPr>
+          <w:rFonts w:ascii="Courier New" w:hAnsi="Courier New"/>
+          <w:color w:val="202020"/>
+          <w:sz w:val="17"/>
+        </w:rPr>
+        <w:t>https://github.com/supnum/rustchef</w:t>
+      </w:r>
+    </w:p>
+    <w:p>
+      <w:pPr>
+        <w:spacing w:before="0" w:after="0"/>
+        <w:ind w:left="283"/>
+        <w:shd w:val="clear" w:color="auto" w:fill="F0F0F0"/>
+      </w:pPr>
+      <w:r>
+        <w:rPr>
+          <w:rFonts w:ascii="Courier New" w:hAnsi="Courier New"/>
+          <w:color w:val="202020"/>
+          <w:sz w:val="17"/>
+        </w:rPr>
+        <w:t>http://mirror.example.org/rustchef/v1.0</w:t>
+      </w:r>
+    </w:p>
+    <w:p>
+      <w:pPr>
+        <w:spacing w:before="0" w:after="0"/>
+        <w:ind w:left="283"/>
+        <w:shd w:val="clear" w:color="auto" w:fill="F0F0F0"/>
+      </w:pPr>
+      <w:r>
+        <w:rPr>
+          <w:rFonts w:ascii="Courier New" w:hAnsi="Courier New"/>
+          <w:color w:val="202020"/>
+          <w:sz w:val="17"/>
+        </w:rPr>
+        <w:t>[3 match(es) found]</w:t>
+      </w:r>
+    </w:p>
+    <w:p>
+      <w:pPr>
+        <w:spacing w:before="0" w:after="0"/>
+        <w:ind w:left="283"/>
+        <w:shd w:val="clear" w:color="auto" w:fill="F0F0F0"/>
+      </w:pPr>
+      <w:r>
+        <w:rPr>
+          <w:rFonts w:ascii="Courier New" w:hAnsi="Courier New"/>
+          <w:color w:val="202020"/>
+          <w:sz w:val="17"/>
+        </w:rPr>
+        <w:t xml:space="preserve"> </w:t>
+      </w:r>
+    </w:p>
+    <w:p>
+      <w:pPr>
+        <w:spacing w:before="0" w:after="0"/>
+        <w:ind w:left="283"/>
+        <w:shd w:val="clear" w:color="auto" w:fill="F0F0F0"/>
+      </w:pPr>
+      <w:r>
+        <w:rPr>
+          <w:rFonts w:ascii="Courier New" w:hAnsi="Courier New"/>
+          <w:color w:val="202020"/>
+          <w:sz w:val="17"/>
+        </w:rPr>
+        <w:t>$ rustchef extract-email &lt; samples/sample.txt</w:t>
+      </w:r>
+    </w:p>
+    <w:p>
+      <w:pPr>
+        <w:spacing w:before="0" w:after="0"/>
+        <w:ind w:left="283"/>
+        <w:shd w:val="clear" w:color="auto" w:fill="F0F0F0"/>
+      </w:pPr>
+      <w:r>
+        <w:rPr>
+          <w:rFonts w:ascii="Courier New" w:hAnsi="Courier New"/>
+          <w:color w:val="202020"/>
+          <w:sz w:val="17"/>
+        </w:rPr>
+        <w:t>admin@rustchef.io</w:t>
+      </w:r>
+    </w:p>
+    <w:p>
+      <w:pPr>
+        <w:spacing w:before="0" w:after="0"/>
+        <w:ind w:left="283"/>
+        <w:shd w:val="clear" w:color="auto" w:fill="F0F0F0"/>
+      </w:pPr>
+      <w:r>
+        <w:rPr>
+          <w:rFonts w:ascii="Courier New" w:hAnsi="Courier New"/>
+          <w:color w:val="202020"/>
+          <w:sz w:val="17"/>
+        </w:rPr>
+        <w:t>support@example.com</w:t>
+      </w:r>
+    </w:p>
+    <w:p>
+      <w:pPr>
+        <w:spacing w:before="0" w:after="0"/>
+        <w:ind w:left="283"/>
+        <w:shd w:val="clear" w:color="auto" w:fill="F0F0F0"/>
+      </w:pPr>
+      <w:r>
+        <w:rPr>
+          <w:rFonts w:ascii="Courier New" w:hAnsi="Courier New"/>
+          <w:color w:val="202020"/>
+          <w:sz w:val="17"/>
+        </w:rPr>
+        <w:t>[2 match(es) found]</w:t>
+      </w:r>
+    </w:p>
+    <w:p/>
+    <w:p>
+      <w:pPr>
+        <w:pStyle w:val="Heading2"/>
+      </w:pPr>
+      <w:r>
+        <w:rPr>
+          <w:color w:val="2E86C1"/>
+        </w:rPr>
+        <w:t>7.11 Gestion d'erreurs (exit code 1)</w:t>
+      </w:r>
+    </w:p>
+    <w:p>
+      <w:pPr>
+        <w:spacing w:before="0" w:after="0"/>
+        <w:ind w:left="283"/>
+        <w:shd w:val="clear" w:color="auto" w:fill="F0F0F0"/>
+      </w:pPr>
+      <w:r>
+        <w:rPr>
+          <w:rFonts w:ascii="Courier New" w:hAnsi="Courier New"/>
+          <w:color w:val="202020"/>
+          <w:sz w:val="17"/>
+        </w:rPr>
+        <w:t>$ rustchef base64-decode --input 'invalid!!!'</w:t>
+      </w:r>
+    </w:p>
+    <w:p>
+      <w:pPr>
+        <w:spacing w:before="0" w:after="0"/>
+        <w:ind w:left="283"/>
+        <w:shd w:val="clear" w:color="auto" w:fill="F0F0F0"/>
+      </w:pPr>
+      <w:r>
+        <w:rPr>
+          <w:rFonts w:ascii="Courier New" w:hAnsi="Courier New"/>
+          <w:color w:val="202020"/>
+          <w:sz w:val="17"/>
+        </w:rPr>
+        <w:t>Error: Base64 decode error: Invalid symbol 33, offset 7.</w:t>
+      </w:r>
+    </w:p>
+    <w:p>
+      <w:pPr>
+        <w:spacing w:before="0" w:after="0"/>
+        <w:ind w:left="283"/>
+        <w:shd w:val="clear" w:color="auto" w:fill="F0F0F0"/>
+      </w:pPr>
+      <w:r>
+        <w:rPr>
+          <w:rFonts w:ascii="Courier New" w:hAnsi="Courier New"/>
+          <w:color w:val="202020"/>
+          <w:sz w:val="17"/>
+        </w:rPr>
+        <w:t>=&gt; exit code: 1</w:t>
+      </w:r>
+    </w:p>
+    <w:p>
+      <w:pPr>
+        <w:spacing w:before="0" w:after="0"/>
+        <w:ind w:left="283"/>
+        <w:shd w:val="clear" w:color="auto" w:fill="F0F0F0"/>
+      </w:pPr>
+      <w:r>
+        <w:rPr>
+          <w:rFonts w:ascii="Courier New" w:hAnsi="Courier New"/>
+          <w:color w:val="202020"/>
+          <w:sz w:val="17"/>
+        </w:rPr>
+        <w:t xml:space="preserve"> </w:t>
+      </w:r>
+    </w:p>
+    <w:p>
+      <w:pPr>
+        <w:spacing w:before="0" w:after="0"/>
+        <w:ind w:left="283"/>
+        <w:shd w:val="clear" w:color="auto" w:fill="F0F0F0"/>
+      </w:pPr>
+      <w:r>
+        <w:rPr>
+          <w:rFonts w:ascii="Courier New" w:hAnsi="Courier New"/>
+          <w:color w:val="202020"/>
+          <w:sz w:val="17"/>
+        </w:rPr>
+        <w:t>$ rustchef hex-decode --input 'xyz'</w:t>
+      </w:r>
+    </w:p>
+    <w:p>
+      <w:pPr>
+        <w:spacing w:before="0" w:after="0"/>
+        <w:ind w:left="283"/>
+        <w:shd w:val="clear" w:color="auto" w:fill="F0F0F0"/>
+      </w:pPr>
+      <w:r>
+        <w:rPr>
+          <w:rFonts w:ascii="Courier New" w:hAnsi="Courier New"/>
+          <w:color w:val="202020"/>
+          <w:sz w:val="17"/>
+        </w:rPr>
+        <w:t>Error: Hex decode error: Odd number of digits</w:t>
+      </w:r>
+    </w:p>
+    <w:p>
+      <w:pPr>
+        <w:spacing w:before="0" w:after="0"/>
+        <w:ind w:left="283"/>
+        <w:shd w:val="clear" w:color="auto" w:fill="F0F0F0"/>
+      </w:pPr>
+      <w:r>
+        <w:rPr>
+          <w:rFonts w:ascii="Courier New" w:hAnsi="Courier New"/>
+          <w:color w:val="202020"/>
+          <w:sz w:val="17"/>
+        </w:rPr>
+        <w:t>=&gt; exit code: 1</w:t>
+      </w:r>
+    </w:p>
+    <w:p>
+      <w:pPr>
+        <w:spacing w:before="0" w:after="0"/>
+        <w:ind w:left="283"/>
+        <w:shd w:val="clear" w:color="auto" w:fill="F0F0F0"/>
+      </w:pPr>
+      <w:r>
+        <w:rPr>
+          <w:rFonts w:ascii="Courier New" w:hAnsi="Courier New"/>
+          <w:color w:val="202020"/>
+          <w:sz w:val="17"/>
+        </w:rPr>
+        <w:t xml:space="preserve"> </w:t>
+      </w:r>
+    </w:p>
+    <w:p>
+      <w:pPr>
+        <w:spacing w:before="0" w:after="0"/>
+        <w:ind w:left="283"/>
+        <w:shd w:val="clear" w:color="auto" w:fill="F0F0F0"/>
+      </w:pPr>
+      <w:r>
+        <w:rPr>
+          <w:rFonts w:ascii="Courier New" w:hAnsi="Courier New"/>
+          <w:color w:val="202020"/>
+          <w:sz w:val="17"/>
+        </w:rPr>
+        <w:t>$ rustchef nonexistent-operation</w:t>
+      </w:r>
+    </w:p>
+    <w:p>
+      <w:pPr>
+        <w:spacing w:before="0" w:after="0"/>
+        <w:ind w:left="283"/>
+        <w:shd w:val="clear" w:color="auto" w:fill="F0F0F0"/>
+      </w:pPr>
+      <w:r>
+        <w:rPr>
+          <w:rFonts w:ascii="Courier New" w:hAnsi="Courier New"/>
+          <w:color w:val="202020"/>
+          <w:sz w:val="17"/>
+        </w:rPr>
+        <w:t>error: unrecognized subcommand 'nonexistent-operation'</w:t>
+      </w:r>
+    </w:p>
+    <w:p>
+      <w:pPr>
+        <w:spacing w:before="0" w:after="0"/>
+        <w:ind w:left="283"/>
+        <w:shd w:val="clear" w:color="auto" w:fill="F0F0F0"/>
+      </w:pPr>
+      <w:r>
+        <w:rPr>
+          <w:rFonts w:ascii="Courier New" w:hAnsi="Courier New"/>
+          <w:color w:val="202020"/>
+          <w:sz w:val="17"/>
+        </w:rPr>
+        <w:t>=&gt; exit code: 2</w:t>
+      </w:r>
+    </w:p>
+    <w:p/>
+    <w:p>
+      <w:pPr>
+        <w:pStyle w:val="Heading2"/>
+      </w:pPr>
+      <w:r>
+        <w:rPr>
+          <w:color w:val="2E86C1"/>
+        </w:rPr>
+        <w:t>7.12 Dépôt GitHub</w:t>
+      </w:r>
+    </w:p>
+    <w:p>
+      <w:pPr>
+        <w:spacing w:before="0" w:after="0"/>
+        <w:ind w:left="283"/>
+        <w:shd w:val="clear" w:color="auto" w:fill="F0F0F0"/>
+      </w:pPr>
+      <w:r>
+        <w:rPr>
+          <w:rFonts w:ascii="Courier New" w:hAnsi="Courier New"/>
+          <w:color w:val="202020"/>
+          <w:sz w:val="17"/>
+        </w:rPr>
+        <w:t>Dépôt public : https://github.com/cheikhmelaininemrabih/miniprojet-rust</w:t>
+      </w:r>
+    </w:p>
+    <w:p>
+      <w:pPr>
+        <w:spacing w:before="0" w:after="0"/>
+        <w:ind w:left="283"/>
+        <w:shd w:val="clear" w:color="auto" w:fill="F0F0F0"/>
+      </w:pPr>
+      <w:r>
+        <w:rPr>
+          <w:rFonts w:ascii="Courier New" w:hAnsi="Courier New"/>
+          <w:color w:val="202020"/>
+          <w:sz w:val="17"/>
+        </w:rPr>
+        <w:t xml:space="preserve"> </w:t>
+      </w:r>
+    </w:p>
+    <w:p>
+      <w:pPr>
+        <w:spacing w:before="0" w:after="0"/>
+        <w:ind w:left="283"/>
+        <w:shd w:val="clear" w:color="auto" w:fill="F0F0F0"/>
+      </w:pPr>
+      <w:r>
+        <w:rPr>
+          <w:rFonts w:ascii="Courier New" w:hAnsi="Courier New"/>
+          <w:color w:val="202020"/>
+          <w:sz w:val="17"/>
+        </w:rPr>
+        <w:t>$ git log --oneline</w:t>
+      </w:r>
+    </w:p>
+    <w:p>
+      <w:pPr>
+        <w:spacing w:before="0" w:after="0"/>
+        <w:ind w:left="283"/>
+        <w:shd w:val="clear" w:color="auto" w:fill="F0F0F0"/>
+      </w:pPr>
+      <w:r>
+        <w:rPr>
+          <w:rFonts w:ascii="Courier New" w:hAnsi="Courier New"/>
+          <w:color w:val="202020"/>
+          <w:sz w:val="17"/>
+        </w:rPr>
+        <w:t>0d3eb25 feat: RustChef CLI — CyberChef-inspired Rust tool with 23 operations</w:t>
+      </w:r>
+    </w:p>
+    <w:p>
+      <w:pPr>
+        <w:spacing w:before="0" w:after="0"/>
+        <w:ind w:left="283"/>
+        <w:shd w:val="clear" w:color="auto" w:fill="F0F0F0"/>
+      </w:pPr>
+      <w:r>
+        <w:rPr>
+          <w:rFonts w:ascii="Courier New" w:hAnsi="Courier New"/>
+          <w:color w:val="202020"/>
+          <w:sz w:val="17"/>
+        </w:rPr>
+        <w:t xml:space="preserve"> </w:t>
+      </w:r>
+    </w:p>
+    <w:p>
+      <w:pPr>
+        <w:spacing w:before="0" w:after="0"/>
+        <w:ind w:left="283"/>
+        <w:shd w:val="clear" w:color="auto" w:fill="F0F0F0"/>
+      </w:pPr>
+      <w:r>
+        <w:rPr>
+          <w:rFonts w:ascii="Courier New" w:hAnsi="Courier New"/>
+          <w:color w:val="202020"/>
+          <w:sz w:val="17"/>
+        </w:rPr>
+        <w:t>Fichiers publiés : Cargo.toml, src/ (6 fichiers), tests/, samples/,</w:t>
+      </w:r>
+    </w:p>
+    <w:p>
+      <w:pPr>
+        <w:spacing w:before="0" w:after="0"/>
+        <w:ind w:left="283"/>
+        <w:shd w:val="clear" w:color="auto" w:fill="F0F0F0"/>
+      </w:pPr>
+      <w:r>
+        <w:rPr>
+          <w:rFonts w:ascii="Courier New" w:hAnsi="Courier New"/>
+          <w:color w:val="202020"/>
+          <w:sz w:val="17"/>
+        </w:rPr>
+        <w:t xml:space="preserve">                   Dockerfile, README.md, rapport_technique.docx</w:t>
+      </w:r>
+    </w:p>
+    <w:p/>
+    <w:p>
+      <w:pPr>
         <w:pStyle w:val="Heading1"/>
       </w:pPr>
       <w:r>
@@ -2135,7 +6290,7 @@
         <w:pStyle w:val="ListBullet"/>
       </w:pPr>
       <w:r>
-        <w:t>XOR : la sortie est encodée en hexadécimal (pas les octets bruts) pour la compatibilité terminal</w:t>
+        <w:t>XOR : sortie hex-encodée (pas les octets bruts) pour compatibilité terminal</w:t>
       </w:r>
     </w:p>
     <w:p>
@@ -2151,7 +6306,7 @@
         <w:pStyle w:val="ListBullet"/>
       </w:pPr>
       <w:r>
-        <w:t>Extraction : basée sur des regex heuristiques, peut manquer des cas limites (IDN, IPv6)</w:t>
+        <w:t>Extraction : regex heuristiques — peut manquer des cas limites (IDN, IPv6)</w:t>
       </w:r>
     </w:p>
     <w:p>
@@ -2159,7 +6314,7 @@
         <w:pStyle w:val="ListBullet"/>
       </w:pPr>
       <w:r>
-        <w:t>Pas de mode streaming : les très grands fichiers sont chargés en mémoire</w:t>
+        <w:t>Pas de streaming : les très grands fichiers sont chargés intégralement en mémoire</w:t>
       </w:r>
     </w:p>
     <w:p>
@@ -2167,15 +6322,7 @@
         <w:pStyle w:val="ListBullet"/>
       </w:pPr>
       <w:r>
-        <w:t>Pas de chaînage d'opérations : chaque commande est indépendante (utiliser les pipes Unix)</w:t>
-      </w:r>
-    </w:p>
-    <w:p>
-      <w:pPr>
-        <w:pStyle w:val="ListBullet"/>
-      </w:pPr>
-      <w:r>
-        <w:t>XOR : clé vide = identité (sortie hex de l'entrée brute)</w:t>
+        <w:t>Pas de chaînage natif : utiliser les pipes Unix (chaque commande est indépendante)</w:t>
       </w:r>
     </w:p>
     <w:p>
@@ -2191,7 +6338,7 @@
     </w:p>
     <w:p>
       <w:r>
-        <w:t>RustChef implémente 23 opérations de transformation de données dans un outil CLI Rust modulaire, testé (28 tests d'intégration + tests unitaires par module), et reproductible via Docker. L'architecture en modules séparés par domaine facilite l'ajout de nouvelles opérations. L'outil est utilisable en mode interactif (--input) ou en pipeline Unix (stdin). Le Dockerfile multi-étapes produit une image légère (~5MB) utilisable en environnement de production ou CI/CD.</w:t>
+        <w:t>RustChef implémente 23 opérations de transformation de données dans un outil CLI Rust modulaire, entièrement testé (56 tests au total : 29 unitaires + 27 intégration — 0 échec), et reproductible via Docker. L'architecture en 5 modules séparés par domaine facilite l'ajout de nouvelles opérations. Le code est conforme aux standards Rust (cargo clippy sans avertissement). L'outil supporte le mode interactif (--input) et le mode pipeline (stdin), permettant la composition avec d'autres outils Unix. Le projet est disponible publiquement sur GitHub.</w:t>
       </w:r>
     </w:p>
     <w:sectPr>
